--- a/docs/thesis/HepatoTwin_Appendix_B_Ranking_Engine.docx
+++ b/docs/thesis/HepatoTwin_Appendix_B_Ranking_Engine.docx
@@ -7,7 +7,7 @@
         <w:pStyle w:val="Heading1"/>
       </w:pPr>
       <w:r>
-        <w:t>Appendix B. Evidence Engine and Recipe Ranking (Layers 3 and 4)</w:t>
+        <w:t>Appendix B. Evidence Engine, Recipe Ranking and Scenarios (Layers 3–5)</w:t>
       </w:r>
     </w:p>
     <w:p>
@@ -16,7 +16,7 @@
           <w:b w:val="0"/>
           <w:i w:val="0"/>
         </w:rPr>
-        <w:t>This appendix documents how the HepatoTwin pipeline turns the Layer 2 patient state into evidence-linked nutritional priorities (Layer 3) and ranks candidate recipes from RecipeDB against them (Layer 4, NutriTwin). It records the evidence base, the rules, the recipe criteria and the screening of the recipe corpus, and reports the evaluation set out in Section 12.2 of the proposal. All figures come from scripts and result files in the project repository.</w:t>
+        <w:t>This appendix documents how the HepatoTwin pipeline turns the Layer 2 patient state into evidence-linked nutritional priorities (Layer 3), ranks candidate recipes from RecipeDB against them (Layer 4, NutriTwin), builds seven-day meal plans, and compares recipe choices as scenarios (Layer 5). It records the evidence base, the rules, the recipe criteria and the screening of the recipe corpus, and reports the evaluation set out in Section 12.2 of the proposal. Like the Layer 2 model (Appendix A), the pipeline is evaluated on held-out patients aged 12 to 59, the model’s scope. All figures come from scripts and result files in the project repository.</w:t>
       </w:r>
     </w:p>
     <w:p>
@@ -76,7 +76,7 @@
           <w:b w:val="0"/>
           <w:i w:val="0"/>
         </w:rPr>
-        <w:t xml:space="preserve"> The probabilities and routine measurements are converted into explicit 0/1 flags using published clinical thresholds (Table B.3). Flags describe which evidence rules apply; they are not diagnoses.</w:t>
+        <w:t xml:space="preserve"> The probabilities and routine measurements are converted into explicit 0/1 flags using published clinical thresholds (Table B.2). Flags describe which evidence rules apply; they are not diagnoses.</w:t>
       </w:r>
     </w:p>
     <w:p>
@@ -102,7 +102,7 @@
           <w:b w:val="0"/>
           <w:i w:val="0"/>
         </w:rPr>
-        <w:t xml:space="preserve"> Each evidence rule fires on a flag, sets a base priority (low, medium or high), may raise it when further flags hold, and cites rows of the evidence table (Table B.2). No priority carries a patient-level numeric target.</w:t>
+        <w:t xml:space="preserve"> Each evidence rule fires on a flag, sets a base priority (low, medium or high), may raise it when further flags hold, and cites rows of the evidence table (Table B.1). The patient’s own 24-hour dietary recall then moves the priority one level up or down. No priority carries a patient-level numeric target.</w:t>
       </w:r>
     </w:p>
     <w:p>
@@ -128,7 +128,7 @@
           <w:b w:val="0"/>
           <w:i w:val="0"/>
         </w:rPr>
-        <w:t xml:space="preserve"> Each priority is linked to one recipe-composition measure with a reference value from public dietary guidance (Table B.4). The priority level sets the weight.</w:t>
+        <w:t xml:space="preserve"> Each priority is linked to one recipe-composition measure with a reference value from public dietary guidance (Table B.5). The priority level sets the weight.</w:t>
       </w:r>
     </w:p>
     <w:p>
@@ -154,7 +154,33 @@
           <w:b w:val="0"/>
           <w:i w:val="0"/>
         </w:rPr>
-        <w:t xml:space="preserve"> Candidate meals are scored for health relevance, cuisine compatibility and practical feasibility (each 0–100) and combined with explicit weights (0.6, 0.2, 0.2). Recipes that meet every reference value rank first. Each recommendation reports its criterion values, reference values and supporting evidence rows.</w:t>
+        <w:t xml:space="preserve"> Candidate meals are scored for health relevance, cuisine compatibility, practical feasibility and acceptability (each 0–100) and combined with explicit weights (0.6, 0.2, 0.2, 0.1). Recipes that meet every reference value rank first. Each recommendation reports its criterion values, reference values and supporting evidence rows.</w:t>
+      </w:r>
+    </w:p>
+    <w:p>
+      <w:pPr>
+        <w:ind w:left="510" w:hanging="340"/>
+      </w:pPr>
+      <w:r>
+        <w:rPr>
+          <w:b w:val="0"/>
+          <w:i w:val="0"/>
+        </w:rPr>
+        <w:t xml:space="preserve">6. </w:t>
+      </w:r>
+      <w:r>
+        <w:rPr>
+          <w:b/>
+          <w:i w:val="0"/>
+        </w:rPr>
+        <w:t>Meal plans and Layer 5 scenarios.</w:t>
+      </w:r>
+      <w:r>
+        <w:rPr>
+          <w:b w:val="0"/>
+          <w:i w:val="0"/>
+        </w:rPr>
+        <w:t xml:space="preserve"> Seven-day plans are drawn from the ranked list under weekly constraints, and a scenario compares chosen recipes with the patient’s usual diet, giving an evidence-graded direction rather than a predicted value.</w:t>
       </w:r>
     </w:p>
     <w:p>
@@ -171,7 +197,7 @@
           <w:b w:val="0"/>
           <w:i w:val="0"/>
         </w:rPr>
-        <w:t>The evidence table contains 17 intervention–outcome rows from eight sources. Every citation was checked against its PubMed record. The check corrected two first authors (the British Journal of Nutrition meta-analysis is by Sangouni et al., and the Clinical Nutrition meta-analysis by Haigh et al.), completed an incomplete citation (Stern et al., 2026), and repaired two guideline rows whose fields had shifted by one column. Three rows were added to support the saturated-fat and sugar priorities, including one null finding, so that conflicting evidence is retained.</w:t>
+        <w:t>The evidence table contains 23 intervention–outcome rows from 11 sources. Every citation was checked against its PubMed record; the check corrected two first authors (Sangouni et al. and Haigh et al.), completed an incomplete citation (Stern et al., 2026) and repaired two guideline rows whose fields had shifted by one column. Null findings are kept so that conflicting evidence is visible. Observational associations (coffee) carry their own label and are recorded but never used as effects.</w:t>
       </w:r>
     </w:p>
     <w:p>
@@ -185,7 +211,7 @@
         <w:t xml:space="preserve">Table B.1. </w:t>
       </w:r>
       <w:r>
-        <w:t>Intervention evidence rows cited by the rules.</w:t>
+        <w:t>Intervention evidence rows.</w:t>
       </w:r>
     </w:p>
     <w:tbl>
@@ -214,7 +240,7 @@
         </w:trPr>
         <w:tc>
           <w:tcPr>
-            <w:tcW w:type="dxa" w:w="1757"/>
+            <w:tcW w:type="dxa" w:w="1871"/>
             <w:shd w:val="clear" w:color="auto" w:fill="EDEDED"/>
             <w:tcBorders>
               <w:bottom w:val="single" w:sz="6" w:space="0" w:color="000000"/>
@@ -260,7 +286,7 @@
         </w:tc>
         <w:tc>
           <w:tcPr>
-            <w:tcW w:type="dxa" w:w="1928"/>
+            <w:tcW w:type="dxa" w:w="2041"/>
             <w:shd w:val="clear" w:color="auto" w:fill="EDEDED"/>
             <w:tcBorders>
               <w:bottom w:val="single" w:sz="6" w:space="0" w:color="000000"/>
@@ -283,7 +309,7 @@
         </w:tc>
         <w:tc>
           <w:tcPr>
-            <w:tcW w:type="dxa" w:w="1191"/>
+            <w:tcW w:type="dxa" w:w="1247"/>
             <w:shd w:val="clear" w:color="auto" w:fill="EDEDED"/>
             <w:tcBorders>
               <w:bottom w:val="single" w:sz="6" w:space="0" w:color="000000"/>
@@ -306,7 +332,7 @@
         </w:tc>
         <w:tc>
           <w:tcPr>
-            <w:tcW w:type="dxa" w:w="1757"/>
+            <w:tcW w:type="dxa" w:w="1701"/>
             <w:shd w:val="clear" w:color="auto" w:fill="EDEDED"/>
             <w:tcBorders>
               <w:bottom w:val="single" w:sz="6" w:space="0" w:color="000000"/>
@@ -334,7 +360,7 @@
         </w:trPr>
         <w:tc>
           <w:tcPr>
-            <w:tcW w:type="dxa" w:w="1757"/>
+            <w:tcW w:type="dxa" w:w="1871"/>
           </w:tcPr>
           <w:p>
             <w:pPr>
@@ -372,7 +398,7 @@
         </w:tc>
         <w:tc>
           <w:tcPr>
-            <w:tcW w:type="dxa" w:w="1928"/>
+            <w:tcW w:type="dxa" w:w="2041"/>
           </w:tcPr>
           <w:p>
             <w:pPr>
@@ -391,7 +417,7 @@
         </w:tc>
         <w:tc>
           <w:tcPr>
-            <w:tcW w:type="dxa" w:w="1191"/>
+            <w:tcW w:type="dxa" w:w="1247"/>
           </w:tcPr>
           <w:p>
             <w:pPr>
@@ -410,7 +436,7 @@
         </w:tc>
         <w:tc>
           <w:tcPr>
-            <w:tcW w:type="dxa" w:w="1757"/>
+            <w:tcW w:type="dxa" w:w="1701"/>
           </w:tcPr>
           <w:p>
             <w:pPr>
@@ -434,7 +460,7 @@
         </w:trPr>
         <w:tc>
           <w:tcPr>
-            <w:tcW w:type="dxa" w:w="1757"/>
+            <w:tcW w:type="dxa" w:w="1871"/>
           </w:tcPr>
           <w:p>
             <w:pPr>
@@ -472,7 +498,7 @@
         </w:tc>
         <w:tc>
           <w:tcPr>
-            <w:tcW w:type="dxa" w:w="1928"/>
+            <w:tcW w:type="dxa" w:w="2041"/>
           </w:tcPr>
           <w:p>
             <w:pPr>
@@ -491,7 +517,7 @@
         </w:tc>
         <w:tc>
           <w:tcPr>
-            <w:tcW w:type="dxa" w:w="1191"/>
+            <w:tcW w:type="dxa" w:w="1247"/>
           </w:tcPr>
           <w:p>
             <w:pPr>
@@ -510,7 +536,7 @@
         </w:tc>
         <w:tc>
           <w:tcPr>
-            <w:tcW w:type="dxa" w:w="1757"/>
+            <w:tcW w:type="dxa" w:w="1701"/>
           </w:tcPr>
           <w:p>
             <w:pPr>
@@ -534,7 +560,7 @@
         </w:trPr>
         <w:tc>
           <w:tcPr>
-            <w:tcW w:type="dxa" w:w="1757"/>
+            <w:tcW w:type="dxa" w:w="1871"/>
           </w:tcPr>
           <w:p>
             <w:pPr>
@@ -572,7 +598,7 @@
         </w:tc>
         <w:tc>
           <w:tcPr>
-            <w:tcW w:type="dxa" w:w="1928"/>
+            <w:tcW w:type="dxa" w:w="2041"/>
           </w:tcPr>
           <w:p>
             <w:pPr>
@@ -591,7 +617,7 @@
         </w:tc>
         <w:tc>
           <w:tcPr>
-            <w:tcW w:type="dxa" w:w="1191"/>
+            <w:tcW w:type="dxa" w:w="1247"/>
           </w:tcPr>
           <w:p>
             <w:pPr>
@@ -610,7 +636,7 @@
         </w:tc>
         <w:tc>
           <w:tcPr>
-            <w:tcW w:type="dxa" w:w="1757"/>
+            <w:tcW w:type="dxa" w:w="1701"/>
           </w:tcPr>
           <w:p>
             <w:pPr>
@@ -634,7 +660,7 @@
         </w:trPr>
         <w:tc>
           <w:tcPr>
-            <w:tcW w:type="dxa" w:w="1757"/>
+            <w:tcW w:type="dxa" w:w="1871"/>
           </w:tcPr>
           <w:p>
             <w:pPr>
@@ -672,7 +698,7 @@
         </w:tc>
         <w:tc>
           <w:tcPr>
-            <w:tcW w:type="dxa" w:w="1928"/>
+            <w:tcW w:type="dxa" w:w="2041"/>
           </w:tcPr>
           <w:p>
             <w:pPr>
@@ -691,7 +717,7 @@
         </w:tc>
         <w:tc>
           <w:tcPr>
-            <w:tcW w:type="dxa" w:w="1191"/>
+            <w:tcW w:type="dxa" w:w="1247"/>
           </w:tcPr>
           <w:p>
             <w:pPr>
@@ -710,7 +736,7 @@
         </w:tc>
         <w:tc>
           <w:tcPr>
-            <w:tcW w:type="dxa" w:w="1757"/>
+            <w:tcW w:type="dxa" w:w="1701"/>
           </w:tcPr>
           <w:p>
             <w:pPr>
@@ -734,7 +760,7 @@
         </w:trPr>
         <w:tc>
           <w:tcPr>
-            <w:tcW w:type="dxa" w:w="1757"/>
+            <w:tcW w:type="dxa" w:w="1871"/>
           </w:tcPr>
           <w:p>
             <w:pPr>
@@ -772,7 +798,7 @@
         </w:tc>
         <w:tc>
           <w:tcPr>
-            <w:tcW w:type="dxa" w:w="1928"/>
+            <w:tcW w:type="dxa" w:w="2041"/>
           </w:tcPr>
           <w:p>
             <w:pPr>
@@ -791,7 +817,7 @@
         </w:tc>
         <w:tc>
           <w:tcPr>
-            <w:tcW w:type="dxa" w:w="1191"/>
+            <w:tcW w:type="dxa" w:w="1247"/>
           </w:tcPr>
           <w:p>
             <w:pPr>
@@ -810,7 +836,7 @@
         </w:tc>
         <w:tc>
           <w:tcPr>
-            <w:tcW w:type="dxa" w:w="1757"/>
+            <w:tcW w:type="dxa" w:w="1701"/>
           </w:tcPr>
           <w:p>
             <w:pPr>
@@ -823,7 +849,7 @@
                 <w:i w:val="0"/>
                 <w:sz w:val="17"/>
               </w:rPr>
-              <w:t>Sangouni et al., 2022</w:t>
+              <w:t>Sangouni et al., 2021</w:t>
             </w:r>
           </w:p>
         </w:tc>
@@ -834,7 +860,7 @@
         </w:trPr>
         <w:tc>
           <w:tcPr>
-            <w:tcW w:type="dxa" w:w="1757"/>
+            <w:tcW w:type="dxa" w:w="1871"/>
           </w:tcPr>
           <w:p>
             <w:pPr>
@@ -872,7 +898,7 @@
         </w:tc>
         <w:tc>
           <w:tcPr>
-            <w:tcW w:type="dxa" w:w="1928"/>
+            <w:tcW w:type="dxa" w:w="2041"/>
           </w:tcPr>
           <w:p>
             <w:pPr>
@@ -891,7 +917,7 @@
         </w:tc>
         <w:tc>
           <w:tcPr>
-            <w:tcW w:type="dxa" w:w="1191"/>
+            <w:tcW w:type="dxa" w:w="1247"/>
           </w:tcPr>
           <w:p>
             <w:pPr>
@@ -910,7 +936,7 @@
         </w:tc>
         <w:tc>
           <w:tcPr>
-            <w:tcW w:type="dxa" w:w="1757"/>
+            <w:tcW w:type="dxa" w:w="1701"/>
           </w:tcPr>
           <w:p>
             <w:pPr>
@@ -923,7 +949,7 @@
                 <w:i w:val="0"/>
                 <w:sz w:val="17"/>
               </w:rPr>
-              <w:t>Sangouni et al., 2022</w:t>
+              <w:t>Sangouni et al., 2021</w:t>
             </w:r>
           </w:p>
         </w:tc>
@@ -934,7 +960,7 @@
         </w:trPr>
         <w:tc>
           <w:tcPr>
-            <w:tcW w:type="dxa" w:w="1757"/>
+            <w:tcW w:type="dxa" w:w="1871"/>
           </w:tcPr>
           <w:p>
             <w:pPr>
@@ -972,7 +998,7 @@
         </w:tc>
         <w:tc>
           <w:tcPr>
-            <w:tcW w:type="dxa" w:w="1928"/>
+            <w:tcW w:type="dxa" w:w="2041"/>
           </w:tcPr>
           <w:p>
             <w:pPr>
@@ -991,7 +1017,7 @@
         </w:tc>
         <w:tc>
           <w:tcPr>
-            <w:tcW w:type="dxa" w:w="1191"/>
+            <w:tcW w:type="dxa" w:w="1247"/>
           </w:tcPr>
           <w:p>
             <w:pPr>
@@ -1010,7 +1036,7 @@
         </w:tc>
         <w:tc>
           <w:tcPr>
-            <w:tcW w:type="dxa" w:w="1757"/>
+            <w:tcW w:type="dxa" w:w="1701"/>
           </w:tcPr>
           <w:p>
             <w:pPr>
@@ -1034,7 +1060,7 @@
         </w:trPr>
         <w:tc>
           <w:tcPr>
-            <w:tcW w:type="dxa" w:w="1757"/>
+            <w:tcW w:type="dxa" w:w="1871"/>
           </w:tcPr>
           <w:p>
             <w:pPr>
@@ -1072,7 +1098,7 @@
         </w:tc>
         <w:tc>
           <w:tcPr>
-            <w:tcW w:type="dxa" w:w="1928"/>
+            <w:tcW w:type="dxa" w:w="2041"/>
           </w:tcPr>
           <w:p>
             <w:pPr>
@@ -1091,7 +1117,7 @@
         </w:tc>
         <w:tc>
           <w:tcPr>
-            <w:tcW w:type="dxa" w:w="1191"/>
+            <w:tcW w:type="dxa" w:w="1247"/>
           </w:tcPr>
           <w:p>
             <w:pPr>
@@ -1110,7 +1136,7 @@
         </w:tc>
         <w:tc>
           <w:tcPr>
-            <w:tcW w:type="dxa" w:w="1757"/>
+            <w:tcW w:type="dxa" w:w="1701"/>
           </w:tcPr>
           <w:p>
             <w:pPr>
@@ -1134,7 +1160,7 @@
         </w:trPr>
         <w:tc>
           <w:tcPr>
-            <w:tcW w:type="dxa" w:w="1757"/>
+            <w:tcW w:type="dxa" w:w="1871"/>
           </w:tcPr>
           <w:p>
             <w:pPr>
@@ -1172,7 +1198,7 @@
         </w:tc>
         <w:tc>
           <w:tcPr>
-            <w:tcW w:type="dxa" w:w="1928"/>
+            <w:tcW w:type="dxa" w:w="2041"/>
           </w:tcPr>
           <w:p>
             <w:pPr>
@@ -1191,7 +1217,7 @@
         </w:tc>
         <w:tc>
           <w:tcPr>
-            <w:tcW w:type="dxa" w:w="1191"/>
+            <w:tcW w:type="dxa" w:w="1247"/>
           </w:tcPr>
           <w:p>
             <w:pPr>
@@ -1210,7 +1236,7 @@
         </w:tc>
         <w:tc>
           <w:tcPr>
-            <w:tcW w:type="dxa" w:w="1757"/>
+            <w:tcW w:type="dxa" w:w="1701"/>
           </w:tcPr>
           <w:p>
             <w:pPr>
@@ -1234,7 +1260,7 @@
         </w:trPr>
         <w:tc>
           <w:tcPr>
-            <w:tcW w:type="dxa" w:w="1757"/>
+            <w:tcW w:type="dxa" w:w="1871"/>
           </w:tcPr>
           <w:p>
             <w:pPr>
@@ -1272,7 +1298,7 @@
         </w:tc>
         <w:tc>
           <w:tcPr>
-            <w:tcW w:type="dxa" w:w="1928"/>
+            <w:tcW w:type="dxa" w:w="2041"/>
           </w:tcPr>
           <w:p>
             <w:pPr>
@@ -1291,7 +1317,7 @@
         </w:tc>
         <w:tc>
           <w:tcPr>
-            <w:tcW w:type="dxa" w:w="1191"/>
+            <w:tcW w:type="dxa" w:w="1247"/>
           </w:tcPr>
           <w:p>
             <w:pPr>
@@ -1310,7 +1336,7 @@
         </w:tc>
         <w:tc>
           <w:tcPr>
-            <w:tcW w:type="dxa" w:w="1757"/>
+            <w:tcW w:type="dxa" w:w="1701"/>
           </w:tcPr>
           <w:p>
             <w:pPr>
@@ -1334,7 +1360,7 @@
         </w:trPr>
         <w:tc>
           <w:tcPr>
-            <w:tcW w:type="dxa" w:w="1757"/>
+            <w:tcW w:type="dxa" w:w="1871"/>
           </w:tcPr>
           <w:p>
             <w:pPr>
@@ -1372,7 +1398,7 @@
         </w:tc>
         <w:tc>
           <w:tcPr>
-            <w:tcW w:type="dxa" w:w="1928"/>
+            <w:tcW w:type="dxa" w:w="2041"/>
           </w:tcPr>
           <w:p>
             <w:pPr>
@@ -1391,7 +1417,7 @@
         </w:tc>
         <w:tc>
           <w:tcPr>
-            <w:tcW w:type="dxa" w:w="1191"/>
+            <w:tcW w:type="dxa" w:w="1247"/>
           </w:tcPr>
           <w:p>
             <w:pPr>
@@ -1410,7 +1436,7 @@
         </w:tc>
         <w:tc>
           <w:tcPr>
-            <w:tcW w:type="dxa" w:w="1757"/>
+            <w:tcW w:type="dxa" w:w="1701"/>
           </w:tcPr>
           <w:p>
             <w:pPr>
@@ -1434,7 +1460,7 @@
         </w:trPr>
         <w:tc>
           <w:tcPr>
-            <w:tcW w:type="dxa" w:w="1757"/>
+            <w:tcW w:type="dxa" w:w="1871"/>
           </w:tcPr>
           <w:p>
             <w:pPr>
@@ -1472,7 +1498,7 @@
         </w:tc>
         <w:tc>
           <w:tcPr>
-            <w:tcW w:type="dxa" w:w="1928"/>
+            <w:tcW w:type="dxa" w:w="2041"/>
           </w:tcPr>
           <w:p>
             <w:pPr>
@@ -1491,7 +1517,7 @@
         </w:tc>
         <w:tc>
           <w:tcPr>
-            <w:tcW w:type="dxa" w:w="1191"/>
+            <w:tcW w:type="dxa" w:w="1247"/>
           </w:tcPr>
           <w:p>
             <w:pPr>
@@ -1510,7 +1536,7 @@
         </w:tc>
         <w:tc>
           <w:tcPr>
-            <w:tcW w:type="dxa" w:w="1757"/>
+            <w:tcW w:type="dxa" w:w="1701"/>
           </w:tcPr>
           <w:p>
             <w:pPr>
@@ -1534,7 +1560,7 @@
         </w:trPr>
         <w:tc>
           <w:tcPr>
-            <w:tcW w:type="dxa" w:w="1757"/>
+            <w:tcW w:type="dxa" w:w="1871"/>
           </w:tcPr>
           <w:p>
             <w:pPr>
@@ -1572,7 +1598,7 @@
         </w:tc>
         <w:tc>
           <w:tcPr>
-            <w:tcW w:type="dxa" w:w="1928"/>
+            <w:tcW w:type="dxa" w:w="2041"/>
           </w:tcPr>
           <w:p>
             <w:pPr>
@@ -1591,7 +1617,7 @@
         </w:tc>
         <w:tc>
           <w:tcPr>
-            <w:tcW w:type="dxa" w:w="1191"/>
+            <w:tcW w:type="dxa" w:w="1247"/>
           </w:tcPr>
           <w:p>
             <w:pPr>
@@ -1610,7 +1636,7 @@
         </w:tc>
         <w:tc>
           <w:tcPr>
-            <w:tcW w:type="dxa" w:w="1757"/>
+            <w:tcW w:type="dxa" w:w="1701"/>
           </w:tcPr>
           <w:p>
             <w:pPr>
@@ -1634,7 +1660,7 @@
         </w:trPr>
         <w:tc>
           <w:tcPr>
-            <w:tcW w:type="dxa" w:w="1757"/>
+            <w:tcW w:type="dxa" w:w="1871"/>
           </w:tcPr>
           <w:p>
             <w:pPr>
@@ -1672,7 +1698,7 @@
         </w:tc>
         <w:tc>
           <w:tcPr>
-            <w:tcW w:type="dxa" w:w="1928"/>
+            <w:tcW w:type="dxa" w:w="2041"/>
           </w:tcPr>
           <w:p>
             <w:pPr>
@@ -1691,7 +1717,7 @@
         </w:tc>
         <w:tc>
           <w:tcPr>
-            <w:tcW w:type="dxa" w:w="1191"/>
+            <w:tcW w:type="dxa" w:w="1247"/>
           </w:tcPr>
           <w:p>
             <w:pPr>
@@ -1710,7 +1736,7 @@
         </w:tc>
         <w:tc>
           <w:tcPr>
-            <w:tcW w:type="dxa" w:w="1757"/>
+            <w:tcW w:type="dxa" w:w="1701"/>
           </w:tcPr>
           <w:p>
             <w:pPr>
@@ -1734,7 +1760,7 @@
         </w:trPr>
         <w:tc>
           <w:tcPr>
-            <w:tcW w:type="dxa" w:w="1757"/>
+            <w:tcW w:type="dxa" w:w="1871"/>
           </w:tcPr>
           <w:p>
             <w:pPr>
@@ -1772,7 +1798,7 @@
         </w:tc>
         <w:tc>
           <w:tcPr>
-            <w:tcW w:type="dxa" w:w="1928"/>
+            <w:tcW w:type="dxa" w:w="2041"/>
           </w:tcPr>
           <w:p>
             <w:pPr>
@@ -1791,7 +1817,7 @@
         </w:tc>
         <w:tc>
           <w:tcPr>
-            <w:tcW w:type="dxa" w:w="1191"/>
+            <w:tcW w:type="dxa" w:w="1247"/>
           </w:tcPr>
           <w:p>
             <w:pPr>
@@ -1810,7 +1836,7 @@
         </w:tc>
         <w:tc>
           <w:tcPr>
-            <w:tcW w:type="dxa" w:w="1757"/>
+            <w:tcW w:type="dxa" w:w="1701"/>
           </w:tcPr>
           <w:p>
             <w:pPr>
@@ -1834,7 +1860,7 @@
         </w:trPr>
         <w:tc>
           <w:tcPr>
-            <w:tcW w:type="dxa" w:w="1757"/>
+            <w:tcW w:type="dxa" w:w="1871"/>
           </w:tcPr>
           <w:p>
             <w:pPr>
@@ -1872,7 +1898,7 @@
         </w:tc>
         <w:tc>
           <w:tcPr>
-            <w:tcW w:type="dxa" w:w="1928"/>
+            <w:tcW w:type="dxa" w:w="2041"/>
           </w:tcPr>
           <w:p>
             <w:pPr>
@@ -1891,7 +1917,7 @@
         </w:tc>
         <w:tc>
           <w:tcPr>
-            <w:tcW w:type="dxa" w:w="1191"/>
+            <w:tcW w:type="dxa" w:w="1247"/>
           </w:tcPr>
           <w:p>
             <w:pPr>
@@ -1910,7 +1936,7 @@
         </w:tc>
         <w:tc>
           <w:tcPr>
-            <w:tcW w:type="dxa" w:w="1757"/>
+            <w:tcW w:type="dxa" w:w="1701"/>
           </w:tcPr>
           <w:p>
             <w:pPr>
@@ -1934,7 +1960,7 @@
         </w:trPr>
         <w:tc>
           <w:tcPr>
-            <w:tcW w:type="dxa" w:w="1757"/>
+            <w:tcW w:type="dxa" w:w="1871"/>
           </w:tcPr>
           <w:p>
             <w:pPr>
@@ -1972,7 +1998,7 @@
         </w:tc>
         <w:tc>
           <w:tcPr>
-            <w:tcW w:type="dxa" w:w="1928"/>
+            <w:tcW w:type="dxa" w:w="2041"/>
           </w:tcPr>
           <w:p>
             <w:pPr>
@@ -1991,7 +2017,7 @@
         </w:tc>
         <w:tc>
           <w:tcPr>
-            <w:tcW w:type="dxa" w:w="1191"/>
+            <w:tcW w:type="dxa" w:w="1247"/>
           </w:tcPr>
           <w:p>
             <w:pPr>
@@ -2010,7 +2036,7 @@
         </w:tc>
         <w:tc>
           <w:tcPr>
-            <w:tcW w:type="dxa" w:w="1757"/>
+            <w:tcW w:type="dxa" w:w="1701"/>
           </w:tcPr>
           <w:p>
             <w:pPr>
@@ -2024,6 +2050,606 @@
                 <w:sz w:val="17"/>
               </w:rPr>
               <w:t>Chiu et al., 2014</w:t>
+            </w:r>
+          </w:p>
+        </w:tc>
+      </w:tr>
+      <w:tr>
+        <w:trPr>
+          <w:cantSplit/>
+        </w:trPr>
+        <w:tc>
+          <w:tcPr>
+            <w:tcW w:type="dxa" w:w="1871"/>
+          </w:tcPr>
+          <w:p>
+            <w:pPr>
+              <w:spacing w:line="240" w:lineRule="auto" w:after="40" w:before="40"/>
+              <w:jc w:val="left"/>
+            </w:pPr>
+            <w:r>
+              <w:rPr>
+                <w:b w:val="0"/>
+                <w:i w:val="0"/>
+                <w:sz w:val="17"/>
+              </w:rPr>
+              <w:t>LIU2015-COF-FIB</w:t>
+            </w:r>
+          </w:p>
+        </w:tc>
+        <w:tc>
+          <w:tcPr>
+            <w:tcW w:type="dxa" w:w="2381"/>
+          </w:tcPr>
+          <w:p>
+            <w:pPr>
+              <w:spacing w:line="240" w:lineRule="auto" w:after="40" w:before="40"/>
+              <w:jc w:val="left"/>
+            </w:pPr>
+            <w:r>
+              <w:rPr>
+                <w:b w:val="0"/>
+                <w:i w:val="0"/>
+                <w:sz w:val="17"/>
+              </w:rPr>
+              <w:t>Coffee</w:t>
+            </w:r>
+          </w:p>
+        </w:tc>
+        <w:tc>
+          <w:tcPr>
+            <w:tcW w:type="dxa" w:w="2041"/>
+          </w:tcPr>
+          <w:p>
+            <w:pPr>
+              <w:spacing w:line="240" w:lineRule="auto" w:after="40" w:before="40"/>
+              <w:jc w:val="left"/>
+            </w:pPr>
+            <w:r>
+              <w:rPr>
+                <w:b w:val="0"/>
+                <w:i w:val="0"/>
+                <w:sz w:val="17"/>
+              </w:rPr>
+              <w:t>Advanced fibrosis, cirrhosis</w:t>
+            </w:r>
+          </w:p>
+        </w:tc>
+        <w:tc>
+          <w:tcPr>
+            <w:tcW w:type="dxa" w:w="1247"/>
+          </w:tcPr>
+          <w:p>
+            <w:pPr>
+              <w:spacing w:line="240" w:lineRule="auto" w:after="40" w:before="40"/>
+              <w:jc w:val="left"/>
+            </w:pPr>
+            <w:r>
+              <w:rPr>
+                <w:b w:val="0"/>
+                <w:i w:val="0"/>
+                <w:sz w:val="17"/>
+              </w:rPr>
+              <w:t>Observational</w:t>
+            </w:r>
+          </w:p>
+        </w:tc>
+        <w:tc>
+          <w:tcPr>
+            <w:tcW w:type="dxa" w:w="1701"/>
+          </w:tcPr>
+          <w:p>
+            <w:pPr>
+              <w:spacing w:line="240" w:lineRule="auto" w:after="40" w:before="40"/>
+              <w:jc w:val="left"/>
+            </w:pPr>
+            <w:r>
+              <w:rPr>
+                <w:b w:val="0"/>
+                <w:i w:val="0"/>
+                <w:sz w:val="17"/>
+              </w:rPr>
+              <w:t>Liu et al., 2015</w:t>
+            </w:r>
+          </w:p>
+        </w:tc>
+      </w:tr>
+      <w:tr>
+        <w:trPr>
+          <w:cantSplit/>
+        </w:trPr>
+        <w:tc>
+          <w:tcPr>
+            <w:tcW w:type="dxa" w:w="1871"/>
+          </w:tcPr>
+          <w:p>
+            <w:pPr>
+              <w:spacing w:line="240" w:lineRule="auto" w:after="40" w:before="40"/>
+              <w:jc w:val="left"/>
+            </w:pPr>
+            <w:r>
+              <w:rPr>
+                <w:b w:val="0"/>
+                <w:i w:val="0"/>
+                <w:sz w:val="17"/>
+              </w:rPr>
+              <w:t>EBA2021-COF-FIB</w:t>
+            </w:r>
+          </w:p>
+        </w:tc>
+        <w:tc>
+          <w:tcPr>
+            <w:tcW w:type="dxa" w:w="2381"/>
+          </w:tcPr>
+          <w:p>
+            <w:pPr>
+              <w:spacing w:line="240" w:lineRule="auto" w:after="40" w:before="40"/>
+              <w:jc w:val="left"/>
+            </w:pPr>
+            <w:r>
+              <w:rPr>
+                <w:b w:val="0"/>
+                <w:i w:val="0"/>
+                <w:sz w:val="17"/>
+              </w:rPr>
+              <w:t>Coffee</w:t>
+            </w:r>
+          </w:p>
+        </w:tc>
+        <w:tc>
+          <w:tcPr>
+            <w:tcW w:type="dxa" w:w="2041"/>
+          </w:tcPr>
+          <w:p>
+            <w:pPr>
+              <w:spacing w:line="240" w:lineRule="auto" w:after="40" w:before="40"/>
+              <w:jc w:val="left"/>
+            </w:pPr>
+            <w:r>
+              <w:rPr>
+                <w:b w:val="0"/>
+                <w:i w:val="0"/>
+                <w:sz w:val="17"/>
+              </w:rPr>
+              <w:t>Significant fibrosis in NAFLD</w:t>
+            </w:r>
+          </w:p>
+        </w:tc>
+        <w:tc>
+          <w:tcPr>
+            <w:tcW w:type="dxa" w:w="1247"/>
+          </w:tcPr>
+          <w:p>
+            <w:pPr>
+              <w:spacing w:line="240" w:lineRule="auto" w:after="40" w:before="40"/>
+              <w:jc w:val="left"/>
+            </w:pPr>
+            <w:r>
+              <w:rPr>
+                <w:b w:val="0"/>
+                <w:i w:val="0"/>
+                <w:sz w:val="17"/>
+              </w:rPr>
+              <w:t>Observational</w:t>
+            </w:r>
+          </w:p>
+        </w:tc>
+        <w:tc>
+          <w:tcPr>
+            <w:tcW w:type="dxa" w:w="1701"/>
+          </w:tcPr>
+          <w:p>
+            <w:pPr>
+              <w:spacing w:line="240" w:lineRule="auto" w:after="40" w:before="40"/>
+              <w:jc w:val="left"/>
+            </w:pPr>
+            <w:r>
+              <w:rPr>
+                <w:b w:val="0"/>
+                <w:i w:val="0"/>
+                <w:sz w:val="17"/>
+              </w:rPr>
+              <w:t>Ebadi et al., 2021</w:t>
+            </w:r>
+          </w:p>
+        </w:tc>
+      </w:tr>
+      <w:tr>
+        <w:trPr>
+          <w:cantSplit/>
+        </w:trPr>
+        <w:tc>
+          <w:tcPr>
+            <w:tcW w:type="dxa" w:w="1871"/>
+          </w:tcPr>
+          <w:p>
+            <w:pPr>
+              <w:spacing w:line="240" w:lineRule="auto" w:after="40" w:before="40"/>
+              <w:jc w:val="left"/>
+            </w:pPr>
+            <w:r>
+              <w:rPr>
+                <w:b w:val="0"/>
+                <w:i w:val="0"/>
+                <w:sz w:val="17"/>
+              </w:rPr>
+              <w:t>EBA2021-COF-INC</w:t>
+            </w:r>
+          </w:p>
+        </w:tc>
+        <w:tc>
+          <w:tcPr>
+            <w:tcW w:type="dxa" w:w="2381"/>
+          </w:tcPr>
+          <w:p>
+            <w:pPr>
+              <w:spacing w:line="240" w:lineRule="auto" w:after="40" w:before="40"/>
+              <w:jc w:val="left"/>
+            </w:pPr>
+            <w:r>
+              <w:rPr>
+                <w:b w:val="0"/>
+                <w:i w:val="0"/>
+                <w:sz w:val="17"/>
+              </w:rPr>
+              <w:t>Coffee</w:t>
+            </w:r>
+          </w:p>
+        </w:tc>
+        <w:tc>
+          <w:tcPr>
+            <w:tcW w:type="dxa" w:w="2041"/>
+          </w:tcPr>
+          <w:p>
+            <w:pPr>
+              <w:spacing w:line="240" w:lineRule="auto" w:after="40" w:before="40"/>
+              <w:jc w:val="left"/>
+            </w:pPr>
+            <w:r>
+              <w:rPr>
+                <w:b w:val="0"/>
+                <w:i w:val="0"/>
+                <w:sz w:val="17"/>
+              </w:rPr>
+              <w:t>NAFLD incidence (no association)</w:t>
+            </w:r>
+          </w:p>
+        </w:tc>
+        <w:tc>
+          <w:tcPr>
+            <w:tcW w:type="dxa" w:w="1247"/>
+          </w:tcPr>
+          <w:p>
+            <w:pPr>
+              <w:spacing w:line="240" w:lineRule="auto" w:after="40" w:before="40"/>
+              <w:jc w:val="left"/>
+            </w:pPr>
+            <w:r>
+              <w:rPr>
+                <w:b w:val="0"/>
+                <w:i w:val="0"/>
+                <w:sz w:val="17"/>
+              </w:rPr>
+              <w:t>Observational</w:t>
+            </w:r>
+          </w:p>
+        </w:tc>
+        <w:tc>
+          <w:tcPr>
+            <w:tcW w:type="dxa" w:w="1701"/>
+          </w:tcPr>
+          <w:p>
+            <w:pPr>
+              <w:spacing w:line="240" w:lineRule="auto" w:after="40" w:before="40"/>
+              <w:jc w:val="left"/>
+            </w:pPr>
+            <w:r>
+              <w:rPr>
+                <w:b w:val="0"/>
+                <w:i w:val="0"/>
+                <w:sz w:val="17"/>
+              </w:rPr>
+              <w:t>Ebadi et al., 2021</w:t>
+            </w:r>
+          </w:p>
+        </w:tc>
+      </w:tr>
+      <w:tr>
+        <w:trPr>
+          <w:cantSplit/>
+        </w:trPr>
+        <w:tc>
+          <w:tcPr>
+            <w:tcW w:type="dxa" w:w="1871"/>
+          </w:tcPr>
+          <w:p>
+            <w:pPr>
+              <w:spacing w:line="240" w:lineRule="auto" w:after="40" w:before="40"/>
+              <w:jc w:val="left"/>
+            </w:pPr>
+            <w:r>
+              <w:rPr>
+                <w:b w:val="0"/>
+                <w:i w:val="0"/>
+                <w:sz w:val="17"/>
+              </w:rPr>
+              <w:t>STE2026-FAST</w:t>
+            </w:r>
+          </w:p>
+        </w:tc>
+        <w:tc>
+          <w:tcPr>
+            <w:tcW w:type="dxa" w:w="2381"/>
+          </w:tcPr>
+          <w:p>
+            <w:pPr>
+              <w:spacing w:line="240" w:lineRule="auto" w:after="40" w:before="40"/>
+              <w:jc w:val="left"/>
+            </w:pPr>
+            <w:r>
+              <w:rPr>
+                <w:b w:val="0"/>
+                <w:i w:val="0"/>
+                <w:sz w:val="17"/>
+              </w:rPr>
+              <w:t>Fasting</w:t>
+            </w:r>
+          </w:p>
+        </w:tc>
+        <w:tc>
+          <w:tcPr>
+            <w:tcW w:type="dxa" w:w="2041"/>
+          </w:tcPr>
+          <w:p>
+            <w:pPr>
+              <w:spacing w:line="240" w:lineRule="auto" w:after="40" w:before="40"/>
+              <w:jc w:val="left"/>
+            </w:pPr>
+            <w:r>
+              <w:rPr>
+                <w:b w:val="0"/>
+                <w:i w:val="0"/>
+                <w:sz w:val="17"/>
+              </w:rPr>
+              <w:t>ALT, liver stiffness</w:t>
+            </w:r>
+          </w:p>
+        </w:tc>
+        <w:tc>
+          <w:tcPr>
+            <w:tcW w:type="dxa" w:w="1247"/>
+          </w:tcPr>
+          <w:p>
+            <w:pPr>
+              <w:spacing w:line="240" w:lineRule="auto" w:after="40" w:before="40"/>
+              <w:jc w:val="left"/>
+            </w:pPr>
+            <w:r>
+              <w:rPr>
+                <w:b w:val="0"/>
+                <w:i w:val="0"/>
+                <w:sz w:val="17"/>
+              </w:rPr>
+              <w:t>Moderate</w:t>
+            </w:r>
+          </w:p>
+        </w:tc>
+        <w:tc>
+          <w:tcPr>
+            <w:tcW w:type="dxa" w:w="1701"/>
+          </w:tcPr>
+          <w:p>
+            <w:pPr>
+              <w:spacing w:line="240" w:lineRule="auto" w:after="40" w:before="40"/>
+              <w:jc w:val="left"/>
+            </w:pPr>
+            <w:r>
+              <w:rPr>
+                <w:b w:val="0"/>
+                <w:i w:val="0"/>
+                <w:sz w:val="17"/>
+              </w:rPr>
+              <w:t>Stern et al., 2026</w:t>
+            </w:r>
+          </w:p>
+        </w:tc>
+      </w:tr>
+      <w:tr>
+        <w:trPr>
+          <w:cantSplit/>
+        </w:trPr>
+        <w:tc>
+          <w:tcPr>
+            <w:tcW w:type="dxa" w:w="1871"/>
+          </w:tcPr>
+          <w:p>
+            <w:pPr>
+              <w:spacing w:line="240" w:lineRule="auto" w:after="40" w:before="40"/>
+              <w:jc w:val="left"/>
+            </w:pPr>
+            <w:r>
+              <w:rPr>
+                <w:b w:val="0"/>
+                <w:i w:val="0"/>
+                <w:sz w:val="17"/>
+              </w:rPr>
+              <w:t>STE2026-LCHF</w:t>
+            </w:r>
+          </w:p>
+        </w:tc>
+        <w:tc>
+          <w:tcPr>
+            <w:tcW w:type="dxa" w:w="2381"/>
+          </w:tcPr>
+          <w:p>
+            <w:pPr>
+              <w:spacing w:line="240" w:lineRule="auto" w:after="40" w:before="40"/>
+              <w:jc w:val="left"/>
+            </w:pPr>
+            <w:r>
+              <w:rPr>
+                <w:b w:val="0"/>
+                <w:i w:val="0"/>
+                <w:sz w:val="17"/>
+              </w:rPr>
+              <w:t>Low-carbohydrate high-fat diet</w:t>
+            </w:r>
+          </w:p>
+        </w:tc>
+        <w:tc>
+          <w:tcPr>
+            <w:tcW w:type="dxa" w:w="2041"/>
+          </w:tcPr>
+          <w:p>
+            <w:pPr>
+              <w:spacing w:line="240" w:lineRule="auto" w:after="40" w:before="40"/>
+              <w:jc w:val="left"/>
+            </w:pPr>
+            <w:r>
+              <w:rPr>
+                <w:b w:val="0"/>
+                <w:i w:val="0"/>
+                <w:sz w:val="17"/>
+              </w:rPr>
+              <w:t>ALT (no effect)</w:t>
+            </w:r>
+          </w:p>
+        </w:tc>
+        <w:tc>
+          <w:tcPr>
+            <w:tcW w:type="dxa" w:w="1247"/>
+          </w:tcPr>
+          <w:p>
+            <w:pPr>
+              <w:spacing w:line="240" w:lineRule="auto" w:after="40" w:before="40"/>
+              <w:jc w:val="left"/>
+            </w:pPr>
+            <w:r>
+              <w:rPr>
+                <w:b w:val="0"/>
+                <w:i w:val="0"/>
+                <w:sz w:val="17"/>
+              </w:rPr>
+              <w:t>Weak / inconclusive</w:t>
+            </w:r>
+          </w:p>
+        </w:tc>
+        <w:tc>
+          <w:tcPr>
+            <w:tcW w:type="dxa" w:w="1701"/>
+          </w:tcPr>
+          <w:p>
+            <w:pPr>
+              <w:spacing w:line="240" w:lineRule="auto" w:after="40" w:before="40"/>
+              <w:jc w:val="left"/>
+            </w:pPr>
+            <w:r>
+              <w:rPr>
+                <w:b w:val="0"/>
+                <w:i w:val="0"/>
+                <w:sz w:val="17"/>
+              </w:rPr>
+              <w:t>Stern et al., 2026</w:t>
+            </w:r>
+          </w:p>
+        </w:tc>
+      </w:tr>
+      <w:tr>
+        <w:trPr>
+          <w:cantSplit/>
+        </w:trPr>
+        <w:tc>
+          <w:tcPr>
+            <w:tcW w:type="dxa" w:w="1871"/>
+          </w:tcPr>
+          <w:p>
+            <w:pPr>
+              <w:spacing w:line="240" w:lineRule="auto" w:after="40" w:before="40"/>
+              <w:jc w:val="left"/>
+            </w:pPr>
+            <w:r>
+              <w:rPr>
+                <w:b w:val="0"/>
+                <w:i w:val="0"/>
+                <w:sz w:val="17"/>
+              </w:rPr>
+              <w:t>STE2026-OMEGA3</w:t>
+            </w:r>
+          </w:p>
+        </w:tc>
+        <w:tc>
+          <w:tcPr>
+            <w:tcW w:type="dxa" w:w="2381"/>
+          </w:tcPr>
+          <w:p>
+            <w:pPr>
+              <w:spacing w:line="240" w:lineRule="auto" w:after="40" w:before="40"/>
+              <w:jc w:val="left"/>
+            </w:pPr>
+            <w:r>
+              <w:rPr>
+                <w:b w:val="0"/>
+                <w:i w:val="0"/>
+                <w:sz w:val="17"/>
+              </w:rPr>
+              <w:t>Omega-3 supplementation</w:t>
+            </w:r>
+          </w:p>
+        </w:tc>
+        <w:tc>
+          <w:tcPr>
+            <w:tcW w:type="dxa" w:w="2041"/>
+          </w:tcPr>
+          <w:p>
+            <w:pPr>
+              <w:spacing w:line="240" w:lineRule="auto" w:after="40" w:before="40"/>
+              <w:jc w:val="left"/>
+            </w:pPr>
+            <w:r>
+              <w:rPr>
+                <w:b w:val="0"/>
+                <w:i w:val="0"/>
+                <w:sz w:val="17"/>
+              </w:rPr>
+              <w:t>ALT (no effect)</w:t>
+            </w:r>
+          </w:p>
+        </w:tc>
+        <w:tc>
+          <w:tcPr>
+            <w:tcW w:type="dxa" w:w="1247"/>
+          </w:tcPr>
+          <w:p>
+            <w:pPr>
+              <w:spacing w:line="240" w:lineRule="auto" w:after="40" w:before="40"/>
+              <w:jc w:val="left"/>
+            </w:pPr>
+            <w:r>
+              <w:rPr>
+                <w:b w:val="0"/>
+                <w:i w:val="0"/>
+                <w:sz w:val="17"/>
+              </w:rPr>
+              <w:t>Weak / inconclusive</w:t>
+            </w:r>
+          </w:p>
+        </w:tc>
+        <w:tc>
+          <w:tcPr>
+            <w:tcW w:type="dxa" w:w="1701"/>
+          </w:tcPr>
+          <w:p>
+            <w:pPr>
+              <w:spacing w:line="240" w:lineRule="auto" w:after="40" w:before="40"/>
+              <w:jc w:val="left"/>
+            </w:pPr>
+            <w:r>
+              <w:rPr>
+                <w:b w:val="0"/>
+                <w:i w:val="0"/>
+                <w:sz w:val="17"/>
+              </w:rPr>
+              <w:t>Stern et al., 2026</w:t>
             </w:r>
           </w:p>
         </w:tc>
@@ -2031,16 +2657,16 @@
     </w:tbl>
     <w:p>
       <w:pPr>
-        <w:spacing w:after="40"/>
+        <w:spacing w:after="200" w:line="240" w:lineRule="auto" w:before="80"/>
+        <w:jc w:val="left"/>
       </w:pPr>
-    </w:p>
-    <w:p>
       <w:r>
         <w:rPr>
           <w:b w:val="0"/>
-          <w:i w:val="0"/>
+          <w:i/>
+          <w:sz w:val="18"/>
         </w:rPr>
-        <w:t>Strength labels follow the project scheme (STRONG, MODERATE, WEAK / INCONCLUSIVE, INSUFFICIENT), with guideline recommendations recorded separately. The Luukkonen et al. trial (n = 38) is labelled MODERATE as a controlled trial with a significant effect, although it is smaller than the scheme’s “well-powered” description.</w:t>
+        <w:t>Strength labels follow the project scheme: STRONG 4, MODERATE 10, WEAK / INCONCLUSIVE 4, guideline recommendation 2, observational association 3. The Luukkonen et al. trial (n = 38) is labelled MODERATE as a controlled trial with a significant effect. Source years follow the study ID.</w:t>
       </w:r>
     </w:p>
     <w:p>
@@ -3163,15 +3789,24 @@
           <w:b w:val="0"/>
           <w:i w:val="0"/>
         </w:rPr>
-        <w:t>The sugar priority starts low because feeding trials show harm when fructose adds surplus energy but not when it replaces other carbohydrates (CHI2014-ISO). Applied to the 3,060 held-out participants, 62% receive at least one priority, with a mean of 2.5 priorities each; participants whose steatosis is unlikely receive none.</w:t>
+        <w:t>The sugar priority starts low because feeding trials show harm when fructose adds surplus energy but not when it replaces other carbohydrates (CHI2014-ISO).</w:t>
       </w:r>
     </w:p>
     <w:p>
       <w:pPr>
-        <w:pStyle w:val="Heading2"/>
+        <w:pStyle w:val="Heading3"/>
       </w:pPr>
       <w:r>
-        <w:t>B.4 Recipe Criteria and Candidate Screening</w:t>
+        <w:t>Personalisation from the 24-hour recall</w:t>
+      </w:r>
+    </w:p>
+    <w:p>
+      <w:r>
+        <w:rPr>
+          <w:b w:val="0"/>
+          <w:i w:val="0"/>
+        </w:rPr>
+        <w:t>NHANES records each participant’s intake on the day before the examination. When the recall is reliable, three priorities move one level with the patient’s own intake, using the same reference values that score recipes: up when intake misses the reference, down when it meets it. Weight management has no intake measure and is unchanged. One day is a noisy measure for an individual, so a priority never moves by more than one level and the reason is shown with it.</w:t>
       </w:r>
     </w:p>
     <w:p>
@@ -3183,6 +3818,690 @@
           <w:b/>
         </w:rPr>
         <w:t xml:space="preserve">Table B.4. </w:t>
+      </w:r>
+      <w:r>
+        <w:t>Recall measures that adjust priorities.</w:t>
+      </w:r>
+    </w:p>
+    <w:tbl>
+      <w:tblPr>
+        <w:tblW w:type="auto" w:w="0"/>
+        <w:jc w:val="center"/>
+        <w:tblLayout w:type="fixed"/>
+        <w:tblLook w:firstColumn="1" w:firstRow="1" w:lastColumn="0" w:lastRow="0" w:noHBand="0" w:noVBand="1" w:val="04A0"/>
+        <w:tblBorders>
+          <w:top w:val="single" w:sz="12" w:space="0" w:color="000000"/>
+          <w:bottom w:val="single" w:sz="12" w:space="0" w:color="000000"/>
+        </w:tblBorders>
+        <w:tblLayout w:type="fixed"/>
+      </w:tblPr>
+      <w:tblGrid>
+        <w:gridCol w:w="3009"/>
+        <w:gridCol w:w="3009"/>
+        <w:gridCol w:w="3009"/>
+      </w:tblGrid>
+      <w:tr>
+        <w:trPr>
+          <w:tblHeader/>
+          <w:cantSplit/>
+        </w:trPr>
+        <w:tc>
+          <w:tcPr>
+            <w:tcW w:type="dxa" w:w="2551"/>
+            <w:shd w:val="clear" w:color="auto" w:fill="EDEDED"/>
+            <w:tcBorders>
+              <w:bottom w:val="single" w:sz="6" w:space="0" w:color="000000"/>
+            </w:tcBorders>
+          </w:tcPr>
+          <w:p>
+            <w:pPr>
+              <w:spacing w:line="240" w:lineRule="auto" w:after="40" w:before="40"/>
+              <w:jc w:val="left"/>
+            </w:pPr>
+            <w:r>
+              <w:rPr>
+                <w:b/>
+                <w:i w:val="0"/>
+                <w:sz w:val="18"/>
+              </w:rPr>
+              <w:t>Priority</w:t>
+            </w:r>
+          </w:p>
+        </w:tc>
+        <w:tc>
+          <w:tcPr>
+            <w:tcW w:type="dxa" w:w="3685"/>
+            <w:shd w:val="clear" w:color="auto" w:fill="EDEDED"/>
+            <w:tcBorders>
+              <w:bottom w:val="single" w:sz="6" w:space="0" w:color="000000"/>
+            </w:tcBorders>
+          </w:tcPr>
+          <w:p>
+            <w:pPr>
+              <w:spacing w:line="240" w:lineRule="auto" w:after="40" w:before="40"/>
+              <w:jc w:val="left"/>
+            </w:pPr>
+            <w:r>
+              <w:rPr>
+                <w:b/>
+                <w:i w:val="0"/>
+                <w:sz w:val="18"/>
+              </w:rPr>
+              <w:t>Recall measure</w:t>
+            </w:r>
+          </w:p>
+        </w:tc>
+        <w:tc>
+          <w:tcPr>
+            <w:tcW w:type="dxa" w:w="2778"/>
+            <w:shd w:val="clear" w:color="auto" w:fill="EDEDED"/>
+            <w:tcBorders>
+              <w:bottom w:val="single" w:sz="6" w:space="0" w:color="000000"/>
+            </w:tcBorders>
+          </w:tcPr>
+          <w:p>
+            <w:pPr>
+              <w:spacing w:line="240" w:lineRule="auto" w:after="40" w:before="40"/>
+              <w:jc w:val="left"/>
+            </w:pPr>
+            <w:r>
+              <w:rPr>
+                <w:b/>
+                <w:i w:val="0"/>
+                <w:sz w:val="18"/>
+              </w:rPr>
+              <w:t>Reference</w:t>
+            </w:r>
+          </w:p>
+        </w:tc>
+      </w:tr>
+      <w:tr>
+        <w:trPr>
+          <w:cantSplit/>
+        </w:trPr>
+        <w:tc>
+          <w:tcPr>
+            <w:tcW w:type="dxa" w:w="2551"/>
+          </w:tcPr>
+          <w:p>
+            <w:pPr>
+              <w:spacing w:line="240" w:lineRule="auto" w:after="40" w:before="40"/>
+              <w:jc w:val="left"/>
+            </w:pPr>
+            <w:r>
+              <w:rPr>
+                <w:b w:val="0"/>
+                <w:i w:val="0"/>
+                <w:sz w:val="18"/>
+              </w:rPr>
+              <w:t>Dietary quality</w:t>
+            </w:r>
+          </w:p>
+        </w:tc>
+        <w:tc>
+          <w:tcPr>
+            <w:tcW w:type="dxa" w:w="3685"/>
+          </w:tcPr>
+          <w:p>
+            <w:pPr>
+              <w:spacing w:line="240" w:lineRule="auto" w:after="40" w:before="40"/>
+              <w:jc w:val="left"/>
+            </w:pPr>
+            <w:r>
+              <w:rPr>
+                <w:b w:val="0"/>
+                <w:i w:val="0"/>
+                <w:sz w:val="18"/>
+              </w:rPr>
+              <w:t>Fibre per 1,000 kcal</w:t>
+            </w:r>
+          </w:p>
+        </w:tc>
+        <w:tc>
+          <w:tcPr>
+            <w:tcW w:type="dxa" w:w="2778"/>
+          </w:tcPr>
+          <w:p>
+            <w:pPr>
+              <w:spacing w:line="240" w:lineRule="auto" w:after="40" w:before="40"/>
+              <w:jc w:val="left"/>
+            </w:pPr>
+            <w:r>
+              <w:rPr>
+                <w:b w:val="0"/>
+                <w:i w:val="0"/>
+                <w:sz w:val="18"/>
+              </w:rPr>
+              <w:t>≥ 14 g</w:t>
+            </w:r>
+          </w:p>
+        </w:tc>
+      </w:tr>
+      <w:tr>
+        <w:trPr>
+          <w:cantSplit/>
+        </w:trPr>
+        <w:tc>
+          <w:tcPr>
+            <w:tcW w:type="dxa" w:w="2551"/>
+          </w:tcPr>
+          <w:p>
+            <w:pPr>
+              <w:spacing w:line="240" w:lineRule="auto" w:after="40" w:before="40"/>
+              <w:jc w:val="left"/>
+            </w:pPr>
+            <w:r>
+              <w:rPr>
+                <w:b w:val="0"/>
+                <w:i w:val="0"/>
+                <w:sz w:val="18"/>
+              </w:rPr>
+              <w:t>Limit saturated fat</w:t>
+            </w:r>
+          </w:p>
+        </w:tc>
+        <w:tc>
+          <w:tcPr>
+            <w:tcW w:type="dxa" w:w="3685"/>
+          </w:tcPr>
+          <w:p>
+            <w:pPr>
+              <w:spacing w:line="240" w:lineRule="auto" w:after="40" w:before="40"/>
+              <w:jc w:val="left"/>
+            </w:pPr>
+            <w:r>
+              <w:rPr>
+                <w:b w:val="0"/>
+                <w:i w:val="0"/>
+                <w:sz w:val="18"/>
+              </w:rPr>
+              <w:t>Saturated fat, % of energy</w:t>
+            </w:r>
+          </w:p>
+        </w:tc>
+        <w:tc>
+          <w:tcPr>
+            <w:tcW w:type="dxa" w:w="2778"/>
+          </w:tcPr>
+          <w:p>
+            <w:pPr>
+              <w:spacing w:line="240" w:lineRule="auto" w:after="40" w:before="40"/>
+              <w:jc w:val="left"/>
+            </w:pPr>
+            <w:r>
+              <w:rPr>
+                <w:b w:val="0"/>
+                <w:i w:val="0"/>
+                <w:sz w:val="18"/>
+              </w:rPr>
+              <w:t>≤ 10%</w:t>
+            </w:r>
+          </w:p>
+        </w:tc>
+      </w:tr>
+      <w:tr>
+        <w:trPr>
+          <w:cantSplit/>
+        </w:trPr>
+        <w:tc>
+          <w:tcPr>
+            <w:tcW w:type="dxa" w:w="2551"/>
+          </w:tcPr>
+          <w:p>
+            <w:pPr>
+              <w:spacing w:line="240" w:lineRule="auto" w:after="40" w:before="40"/>
+              <w:jc w:val="left"/>
+            </w:pPr>
+            <w:r>
+              <w:rPr>
+                <w:b w:val="0"/>
+                <w:i w:val="0"/>
+                <w:sz w:val="18"/>
+              </w:rPr>
+              <w:t>Limit excess sugar</w:t>
+            </w:r>
+          </w:p>
+        </w:tc>
+        <w:tc>
+          <w:tcPr>
+            <w:tcW w:type="dxa" w:w="3685"/>
+          </w:tcPr>
+          <w:p>
+            <w:pPr>
+              <w:spacing w:line="240" w:lineRule="auto" w:after="40" w:before="40"/>
+              <w:jc w:val="left"/>
+            </w:pPr>
+            <w:r>
+              <w:rPr>
+                <w:b w:val="0"/>
+                <w:i w:val="0"/>
+                <w:sz w:val="18"/>
+              </w:rPr>
+              <w:t>Added sugars, % of energy (FPED)</w:t>
+            </w:r>
+          </w:p>
+        </w:tc>
+        <w:tc>
+          <w:tcPr>
+            <w:tcW w:type="dxa" w:w="2778"/>
+          </w:tcPr>
+          <w:p>
+            <w:pPr>
+              <w:spacing w:line="240" w:lineRule="auto" w:after="40" w:before="40"/>
+              <w:jc w:val="left"/>
+            </w:pPr>
+            <w:r>
+              <w:rPr>
+                <w:b w:val="0"/>
+                <w:i w:val="0"/>
+                <w:sz w:val="18"/>
+              </w:rPr>
+              <w:t>≤ 10%</w:t>
+            </w:r>
+          </w:p>
+        </w:tc>
+      </w:tr>
+    </w:tbl>
+    <w:p>
+      <w:pPr>
+        <w:spacing w:after="200" w:line="240" w:lineRule="auto" w:before="80"/>
+        <w:jc w:val="left"/>
+      </w:pPr>
+      <w:r>
+        <w:rPr>
+          <w:b w:val="0"/>
+          <w:i/>
+          <w:sz w:val="18"/>
+        </w:rPr>
+        <w:t>Recalls are used when coded reliable, the day was usual, and energy is plausible (500–3,500 kcal for women, 800–4,000 for men). FPED added sugars for 2021–2023 are derived from the individual foods with USDA’s method, which reproduces USDA’s 2017–2020 totals.</w:t>
+      </w:r>
+    </w:p>
+    <w:p>
+      <w:r>
+        <w:rPr>
+          <w:b w:val="0"/>
+          <w:i w:val="0"/>
+        </w:rPr>
+        <w:t>Of the 2,040 held-out participants aged 12 to 59, 1,112 (55%) receive at least one priority, almost always all four; participants whose steatosis is unlikely receive none. The recall is what makes the priorities differ between patients:</w:t>
+      </w:r>
+    </w:p>
+    <w:p>
+      <w:pPr>
+        <w:pStyle w:val="Caption"/>
+      </w:pPr>
+      <w:r>
+        <w:rPr>
+          <w:b/>
+        </w:rPr>
+        <w:t xml:space="preserve">Table B.5. </w:t>
+      </w:r>
+      <w:r>
+        <w:t>Personalisation on 300 held-out participants aged 12–59 (same engine, without and with the recall).</w:t>
+      </w:r>
+    </w:p>
+    <w:tbl>
+      <w:tblPr>
+        <w:tblW w:type="auto" w:w="0"/>
+        <w:jc w:val="center"/>
+        <w:tblLayout w:type="fixed"/>
+        <w:tblLook w:firstColumn="1" w:firstRow="1" w:lastColumn="0" w:lastRow="0" w:noHBand="0" w:noVBand="1" w:val="04A0"/>
+        <w:tblBorders>
+          <w:top w:val="single" w:sz="12" w:space="0" w:color="000000"/>
+          <w:bottom w:val="single" w:sz="12" w:space="0" w:color="000000"/>
+        </w:tblBorders>
+        <w:tblLayout w:type="fixed"/>
+      </w:tblPr>
+      <w:tblGrid>
+        <w:gridCol w:w="3009"/>
+        <w:gridCol w:w="3009"/>
+        <w:gridCol w:w="3009"/>
+      </w:tblGrid>
+      <w:tr>
+        <w:trPr>
+          <w:tblHeader/>
+          <w:cantSplit/>
+        </w:trPr>
+        <w:tc>
+          <w:tcPr>
+            <w:tcW w:type="dxa" w:w="4876"/>
+            <w:shd w:val="clear" w:color="auto" w:fill="EDEDED"/>
+            <w:tcBorders>
+              <w:bottom w:val="single" w:sz="6" w:space="0" w:color="000000"/>
+            </w:tcBorders>
+          </w:tcPr>
+          <w:p>
+            <w:pPr>
+              <w:spacing w:line="240" w:lineRule="auto" w:after="40" w:before="40"/>
+              <w:jc w:val="left"/>
+            </w:pPr>
+            <w:r>
+              <w:rPr>
+                <w:b/>
+                <w:i w:val="0"/>
+                <w:sz w:val="18"/>
+              </w:rPr>
+              <w:t>Measure</w:t>
+            </w:r>
+          </w:p>
+        </w:tc>
+        <w:tc>
+          <w:tcPr>
+            <w:tcW w:type="dxa" w:w="1928"/>
+            <w:shd w:val="clear" w:color="auto" w:fill="EDEDED"/>
+            <w:tcBorders>
+              <w:bottom w:val="single" w:sz="6" w:space="0" w:color="000000"/>
+            </w:tcBorders>
+          </w:tcPr>
+          <w:p>
+            <w:pPr>
+              <w:spacing w:line="240" w:lineRule="auto" w:after="40" w:before="40"/>
+              <w:jc w:val="right"/>
+            </w:pPr>
+            <w:r>
+              <w:rPr>
+                <w:b/>
+                <w:i w:val="0"/>
+                <w:sz w:val="18"/>
+              </w:rPr>
+              <w:t>Without recall</w:t>
+            </w:r>
+          </w:p>
+        </w:tc>
+        <w:tc>
+          <w:tcPr>
+            <w:tcW w:type="dxa" w:w="1928"/>
+            <w:shd w:val="clear" w:color="auto" w:fill="EDEDED"/>
+            <w:tcBorders>
+              <w:bottom w:val="single" w:sz="6" w:space="0" w:color="000000"/>
+            </w:tcBorders>
+          </w:tcPr>
+          <w:p>
+            <w:pPr>
+              <w:spacing w:line="240" w:lineRule="auto" w:after="40" w:before="40"/>
+              <w:jc w:val="right"/>
+            </w:pPr>
+            <w:r>
+              <w:rPr>
+                <w:b/>
+                <w:i w:val="0"/>
+                <w:sz w:val="18"/>
+              </w:rPr>
+              <w:t>With recall</w:t>
+            </w:r>
+          </w:p>
+        </w:tc>
+      </w:tr>
+      <w:tr>
+        <w:trPr>
+          <w:cantSplit/>
+        </w:trPr>
+        <w:tc>
+          <w:tcPr>
+            <w:tcW w:type="dxa" w:w="4876"/>
+          </w:tcPr>
+          <w:p>
+            <w:pPr>
+              <w:spacing w:line="240" w:lineRule="auto" w:after="40" w:before="40"/>
+              <w:jc w:val="left"/>
+            </w:pPr>
+            <w:r>
+              <w:rPr>
+                <w:b w:val="0"/>
+                <w:i w:val="0"/>
+                <w:sz w:val="18"/>
+              </w:rPr>
+              <w:t>Distinct priority profiles</w:t>
+            </w:r>
+          </w:p>
+        </w:tc>
+        <w:tc>
+          <w:tcPr>
+            <w:tcW w:type="dxa" w:w="1928"/>
+          </w:tcPr>
+          <w:p>
+            <w:pPr>
+              <w:spacing w:line="240" w:lineRule="auto" w:after="40" w:before="40"/>
+              <w:jc w:val="right"/>
+            </w:pPr>
+            <w:r>
+              <w:rPr>
+                <w:b w:val="0"/>
+                <w:i w:val="0"/>
+                <w:sz w:val="18"/>
+              </w:rPr>
+              <w:t>9</w:t>
+            </w:r>
+          </w:p>
+        </w:tc>
+        <w:tc>
+          <w:tcPr>
+            <w:tcW w:type="dxa" w:w="1928"/>
+          </w:tcPr>
+          <w:p>
+            <w:pPr>
+              <w:spacing w:line="240" w:lineRule="auto" w:after="40" w:before="40"/>
+              <w:jc w:val="right"/>
+            </w:pPr>
+            <w:r>
+              <w:rPr>
+                <w:b w:val="0"/>
+                <w:i w:val="0"/>
+                <w:sz w:val="18"/>
+              </w:rPr>
+              <w:t>29</w:t>
+            </w:r>
+          </w:p>
+        </w:tc>
+      </w:tr>
+      <w:tr>
+        <w:trPr>
+          <w:cantSplit/>
+        </w:trPr>
+        <w:tc>
+          <w:tcPr>
+            <w:tcW w:type="dxa" w:w="4876"/>
+          </w:tcPr>
+          <w:p>
+            <w:pPr>
+              <w:spacing w:line="240" w:lineRule="auto" w:after="40" w:before="40"/>
+              <w:jc w:val="left"/>
+            </w:pPr>
+            <w:r>
+              <w:rPr>
+                <w:b w:val="0"/>
+                <w:i w:val="0"/>
+                <w:sz w:val="18"/>
+              </w:rPr>
+              <w:t>Share with the most common profile</w:t>
+            </w:r>
+          </w:p>
+        </w:tc>
+        <w:tc>
+          <w:tcPr>
+            <w:tcW w:type="dxa" w:w="1928"/>
+          </w:tcPr>
+          <w:p>
+            <w:pPr>
+              <w:spacing w:line="240" w:lineRule="auto" w:after="40" w:before="40"/>
+              <w:jc w:val="right"/>
+            </w:pPr>
+            <w:r>
+              <w:rPr>
+                <w:b w:val="0"/>
+                <w:i w:val="0"/>
+                <w:sz w:val="18"/>
+              </w:rPr>
+              <w:t>43%</w:t>
+            </w:r>
+          </w:p>
+        </w:tc>
+        <w:tc>
+          <w:tcPr>
+            <w:tcW w:type="dxa" w:w="1928"/>
+          </w:tcPr>
+          <w:p>
+            <w:pPr>
+              <w:spacing w:line="240" w:lineRule="auto" w:after="40" w:before="40"/>
+              <w:jc w:val="right"/>
+            </w:pPr>
+            <w:r>
+              <w:rPr>
+                <w:b w:val="0"/>
+                <w:i w:val="0"/>
+                <w:sz w:val="18"/>
+              </w:rPr>
+              <w:t>16%</w:t>
+            </w:r>
+          </w:p>
+        </w:tc>
+      </w:tr>
+      <w:tr>
+        <w:trPr>
+          <w:cantSplit/>
+        </w:trPr>
+        <w:tc>
+          <w:tcPr>
+            <w:tcW w:type="dxa" w:w="4876"/>
+          </w:tcPr>
+          <w:p>
+            <w:pPr>
+              <w:spacing w:line="240" w:lineRule="auto" w:after="40" w:before="40"/>
+              <w:jc w:val="left"/>
+            </w:pPr>
+            <w:r>
+              <w:rPr>
+                <w:b w:val="0"/>
+                <w:i w:val="0"/>
+                <w:sz w:val="18"/>
+              </w:rPr>
+              <w:t>Distinct top-10 recipe lists</w:t>
+            </w:r>
+          </w:p>
+        </w:tc>
+        <w:tc>
+          <w:tcPr>
+            <w:tcW w:type="dxa" w:w="1928"/>
+          </w:tcPr>
+          <w:p>
+            <w:pPr>
+              <w:spacing w:line="240" w:lineRule="auto" w:after="40" w:before="40"/>
+              <w:jc w:val="right"/>
+            </w:pPr>
+            <w:r>
+              <w:rPr>
+                <w:b w:val="0"/>
+                <w:i w:val="0"/>
+                <w:sz w:val="18"/>
+              </w:rPr>
+              <w:t>15</w:t>
+            </w:r>
+          </w:p>
+        </w:tc>
+        <w:tc>
+          <w:tcPr>
+            <w:tcW w:type="dxa" w:w="1928"/>
+          </w:tcPr>
+          <w:p>
+            <w:pPr>
+              <w:spacing w:line="240" w:lineRule="auto" w:after="40" w:before="40"/>
+              <w:jc w:val="right"/>
+            </w:pPr>
+            <w:r>
+              <w:rPr>
+                <w:b w:val="0"/>
+                <w:i w:val="0"/>
+                <w:sz w:val="18"/>
+              </w:rPr>
+              <w:t>27</w:t>
+            </w:r>
+          </w:p>
+        </w:tc>
+      </w:tr>
+      <w:tr>
+        <w:trPr>
+          <w:cantSplit/>
+        </w:trPr>
+        <w:tc>
+          <w:tcPr>
+            <w:tcW w:type="dxa" w:w="4876"/>
+          </w:tcPr>
+          <w:p>
+            <w:pPr>
+              <w:spacing w:line="240" w:lineRule="auto" w:after="40" w:before="40"/>
+              <w:jc w:val="left"/>
+            </w:pPr>
+            <w:r>
+              <w:rPr>
+                <w:b w:val="0"/>
+                <w:i w:val="0"/>
+                <w:sz w:val="18"/>
+              </w:rPr>
+              <w:t>Mean top-10 overlap, same cuisine</w:t>
+            </w:r>
+          </w:p>
+        </w:tc>
+        <w:tc>
+          <w:tcPr>
+            <w:tcW w:type="dxa" w:w="1928"/>
+          </w:tcPr>
+          <w:p>
+            <w:pPr>
+              <w:spacing w:line="240" w:lineRule="auto" w:after="40" w:before="40"/>
+              <w:jc w:val="right"/>
+            </w:pPr>
+            <w:r>
+              <w:rPr>
+                <w:b w:val="0"/>
+                <w:i w:val="0"/>
+                <w:sz w:val="18"/>
+              </w:rPr>
+              <w:t>0.953</w:t>
+            </w:r>
+          </w:p>
+        </w:tc>
+        <w:tc>
+          <w:tcPr>
+            <w:tcW w:type="dxa" w:w="1928"/>
+          </w:tcPr>
+          <w:p>
+            <w:pPr>
+              <w:spacing w:line="240" w:lineRule="auto" w:after="40" w:before="40"/>
+              <w:jc w:val="right"/>
+            </w:pPr>
+            <w:r>
+              <w:rPr>
+                <w:b w:val="0"/>
+                <w:i w:val="0"/>
+                <w:sz w:val="18"/>
+              </w:rPr>
+              <w:t>0.928</w:t>
+            </w:r>
+          </w:p>
+        </w:tc>
+      </w:tr>
+    </w:tbl>
+    <w:p>
+      <w:pPr>
+        <w:spacing w:after="40"/>
+      </w:pPr>
+    </w:p>
+    <w:p>
+      <w:pPr>
+        <w:pStyle w:val="Heading2"/>
+      </w:pPr>
+      <w:r>
+        <w:t>B.4 Recipe Criteria, Scoring and Candidate Screening</w:t>
+      </w:r>
+    </w:p>
+    <w:p>
+      <w:pPr>
+        <w:pStyle w:val="Caption"/>
+      </w:pPr>
+      <w:r>
+        <w:rPr>
+          <w:b/>
+        </w:rPr>
+        <w:t xml:space="preserve">Table B.6. </w:t>
       </w:r>
       <w:r>
         <w:t>Recipe criteria linked to each priority. Scores are 100 at or beyond the reference value and fall linearly to 0 over the tolerance.</w:t>
@@ -3745,13 +5064,91 @@
     </w:p>
     <w:p>
       <w:pPr>
+        <w:ind w:left="510" w:hanging="283"/>
+      </w:pPr>
+      <w:r>
+        <w:rPr>
+          <w:b w:val="0"/>
+          <w:i w:val="0"/>
+        </w:rPr>
+        <w:t xml:space="preserve">• </w:t>
+      </w:r>
+      <w:r>
+        <w:rPr>
+          <w:b/>
+          <w:i w:val="0"/>
+        </w:rPr>
+        <w:t>Health gate.</w:t>
+      </w:r>
+      <w:r>
+        <w:rPr>
+          <w:b w:val="0"/>
+          <w:i w:val="0"/>
+        </w:rPr>
+        <w:t xml:space="preserve"> Recipes that meet every reference value rank ahead of those that do not. Inside the gate every health score is 100, so half of the health component is instead the priority-weighted margin past the saturated-fat, sugar and fibre references; a patient with a high saturated-fat priority is therefore offered recipes further below that reference. Energy has no margin, because a much smaller meal is not better for that reason.</w:t>
+      </w:r>
+    </w:p>
+    <w:p>
+      <w:pPr>
+        <w:ind w:left="510" w:hanging="283"/>
+      </w:pPr>
+      <w:r>
+        <w:rPr>
+          <w:b w:val="0"/>
+          <w:i w:val="0"/>
+        </w:rPr>
+        <w:t xml:space="preserve">• </w:t>
+      </w:r>
+      <w:r>
+        <w:rPr>
+          <w:b/>
+          <w:i w:val="0"/>
+        </w:rPr>
+        <w:t>Acceptability.</w:t>
+      </w:r>
+      <w:r>
+        <w:rPr>
+          <w:b w:val="0"/>
+          <w:i w:val="0"/>
+        </w:rPr>
+        <w:t xml:space="preserve"> The RecipeDB rating shrunk towards the corpus mean (4.91) with a pseudo-count of 20, so five stars from three raters does not beat 4.9 from 3,000; ratings of 4.5–5.0 map to 0–100.</w:t>
+      </w:r>
+    </w:p>
+    <w:p>
+      <w:pPr>
+        <w:ind w:left="510" w:hanging="283"/>
+      </w:pPr>
+      <w:r>
+        <w:rPr>
+          <w:b w:val="0"/>
+          <w:i w:val="0"/>
+        </w:rPr>
+        <w:t xml:space="preserve">• </w:t>
+      </w:r>
+      <w:r>
+        <w:rPr>
+          <w:b/>
+          <w:i w:val="0"/>
+        </w:rPr>
+        <w:t>Weights.</w:t>
+      </w:r>
+      <w:r>
+        <w:rPr>
+          <w:b w:val="0"/>
+          <w:i w:val="0"/>
+        </w:rPr>
+        <w:t xml:space="preserve"> Health 0.6, cuisine 0.2, feasibility 0.2 and acceptability 0.1, renormalised over the criteria a recipe has. Cuisine counts exact matches and configured related cuisines.</w:t>
+      </w:r>
+    </w:p>
+    <w:p>
+      <w:pPr>
         <w:pStyle w:val="Caption"/>
       </w:pPr>
       <w:r>
         <w:rPr>
           <w:b/>
         </w:rPr>
-        <w:t xml:space="preserve">Table B.5. </w:t>
+        <w:t xml:space="preserve">Table B.7. </w:t>
       </w:r>
       <w:r>
         <w:t>Screening of the RecipeDB corpus before ranking.</w:t>
@@ -3968,7 +5365,7 @@
                 <w:i w:val="0"/>
                 <w:sz w:val="18"/>
               </w:rPr>
-              <w:t>10,108 candidate meals remain</w:t>
+              <w:t>10,108 candidate meals remain; 9,844 have plausible nutrition</w:t>
             </w:r>
           </w:p>
         </w:tc>
@@ -4055,7 +5452,7 @@
           <w:b w:val="0"/>
           <w:i w:val="0"/>
         </w:rPr>
-        <w:t>Following Section 12.2 of the proposal, the ranking was evaluated on 300 randomly selected held-out participants who had at least one priority (of 1,902 eligible). For each participant, the ten highest-ranked recipes from each method were checked against the three criteria: health (the recipe meets the reference value of every criterion that applies to the patient), cuisine (it matches the requested cuisine) and feasibility (total time ≤ 60 minutes, ≤ 15 ingredients and ≤ 12 steps). NHANES does not record cuisine preferences, so each participant was assigned one at random from the five cuisines with at least 100 candidate meals. Random selection was repeated 20 times per participant.</w:t>
+        <w:t>Following Section 12.2 of the proposal, the ranking was evaluated on 300 randomly selected held-out participants aged 12 to 59 who had at least one priority (of 1,112 eligible), using their 24-hour recall. For each participant, the ten highest-ranked recipes from each method were checked against the three criteria: health (the recipe meets the reference value of every criterion that applies to the patient), cuisine (it matches the requested cuisine) and feasibility (total time ≤ 60 minutes, ≤ 15 ingredients and ≤ 12 steps). NHANES does not record cuisine preferences, so each participant was assigned one at random from the five cuisines with at least 100 candidate meals. Random selection was repeated 20 times per participant.</w:t>
       </w:r>
     </w:p>
     <w:p>
@@ -4066,10 +5463,10 @@
         <w:rPr>
           <w:b/>
         </w:rPr>
-        <w:t xml:space="preserve">Table B.6. </w:t>
+        <w:t xml:space="preserve">Table B.8. </w:t>
       </w:r>
       <w:r>
-        <w:t>Share of each top-10 list meeting the criteria (mean over 300 participants).</w:t>
+        <w:t>Share of each top-10 list meeting the criteria (mean over 300 participants aged 12–59).</w:t>
       </w:r>
     </w:p>
     <w:tbl>
@@ -4085,11 +5482,12 @@
         <w:tblLayout w:type="fixed"/>
       </w:tblPr>
       <w:tblGrid>
-        <w:gridCol w:w="1805"/>
-        <w:gridCol w:w="1805"/>
-        <w:gridCol w:w="1805"/>
-        <w:gridCol w:w="1805"/>
-        <w:gridCol w:w="1805"/>
+        <w:gridCol w:w="1504"/>
+        <w:gridCol w:w="1504"/>
+        <w:gridCol w:w="1504"/>
+        <w:gridCol w:w="1504"/>
+        <w:gridCol w:w="1504"/>
+        <w:gridCol w:w="1504"/>
       </w:tblGrid>
       <w:tr>
         <w:trPr>
@@ -4098,7 +5496,7 @@
         </w:trPr>
         <w:tc>
           <w:tcPr>
-            <w:tcW w:type="dxa" w:w="3912"/>
+            <w:tcW w:type="dxa" w:w="3628"/>
             <w:shd w:val="clear" w:color="auto" w:fill="EDEDED"/>
             <w:tcBorders>
               <w:bottom w:val="single" w:sz="6" w:space="0" w:color="000000"/>
@@ -4113,7 +5511,7 @@
               <w:rPr>
                 <w:b/>
                 <w:i w:val="0"/>
-                <w:sz w:val="20"/>
+                <w:sz w:val="18"/>
               </w:rPr>
               <w:t>Method</w:t>
             </w:r>
@@ -4121,7 +5519,7 @@
         </w:tc>
         <w:tc>
           <w:tcPr>
-            <w:tcW w:type="dxa" w:w="1247"/>
+            <w:tcW w:type="dxa" w:w="1020"/>
             <w:shd w:val="clear" w:color="auto" w:fill="EDEDED"/>
             <w:tcBorders>
               <w:bottom w:val="single" w:sz="6" w:space="0" w:color="000000"/>
@@ -4136,7 +5534,7 @@
               <w:rPr>
                 <w:b/>
                 <w:i w:val="0"/>
-                <w:sz w:val="20"/>
+                <w:sz w:val="18"/>
               </w:rPr>
               <w:t>Health</w:t>
             </w:r>
@@ -4144,7 +5542,7 @@
         </w:tc>
         <w:tc>
           <w:tcPr>
-            <w:tcW w:type="dxa" w:w="1247"/>
+            <w:tcW w:type="dxa" w:w="1020"/>
             <w:shd w:val="clear" w:color="auto" w:fill="EDEDED"/>
             <w:tcBorders>
               <w:bottom w:val="single" w:sz="6" w:space="0" w:color="000000"/>
@@ -4159,7 +5557,7 @@
               <w:rPr>
                 <w:b/>
                 <w:i w:val="0"/>
-                <w:sz w:val="20"/>
+                <w:sz w:val="18"/>
               </w:rPr>
               <w:t>Cuisine</w:t>
             </w:r>
@@ -4167,7 +5565,7 @@
         </w:tc>
         <w:tc>
           <w:tcPr>
-            <w:tcW w:type="dxa" w:w="1304"/>
+            <w:tcW w:type="dxa" w:w="1134"/>
             <w:shd w:val="clear" w:color="auto" w:fill="EDEDED"/>
             <w:tcBorders>
               <w:bottom w:val="single" w:sz="6" w:space="0" w:color="000000"/>
@@ -4182,7 +5580,7 @@
               <w:rPr>
                 <w:b/>
                 <w:i w:val="0"/>
-                <w:sz w:val="20"/>
+                <w:sz w:val="18"/>
               </w:rPr>
               <w:t>Feasibility</w:t>
             </w:r>
@@ -4190,7 +5588,7 @@
         </w:tc>
         <w:tc>
           <w:tcPr>
-            <w:tcW w:type="dxa" w:w="1304"/>
+            <w:tcW w:type="dxa" w:w="1077"/>
             <w:shd w:val="clear" w:color="auto" w:fill="EDEDED"/>
             <w:tcBorders>
               <w:bottom w:val="single" w:sz="6" w:space="0" w:color="000000"/>
@@ -4205,9 +5603,32 @@
               <w:rPr>
                 <w:b/>
                 <w:i w:val="0"/>
-                <w:sz w:val="20"/>
+                <w:sz w:val="18"/>
               </w:rPr>
               <w:t>All three</w:t>
+            </w:r>
+          </w:p>
+        </w:tc>
+        <w:tc>
+          <w:tcPr>
+            <w:tcW w:type="dxa" w:w="1134"/>
+            <w:shd w:val="clear" w:color="auto" w:fill="EDEDED"/>
+            <w:tcBorders>
+              <w:bottom w:val="single" w:sz="6" w:space="0" w:color="000000"/>
+            </w:tcBorders>
+          </w:tcPr>
+          <w:p>
+            <w:pPr>
+              <w:spacing w:line="240" w:lineRule="auto" w:after="40" w:before="40"/>
+              <w:jc w:val="right"/>
+            </w:pPr>
+            <w:r>
+              <w:rPr>
+                <w:b/>
+                <w:i w:val="0"/>
+                <w:sz w:val="18"/>
+              </w:rPr>
+              <w:t>Diversity</w:t>
             </w:r>
           </w:p>
         </w:tc>
@@ -4218,7 +5639,7 @@
         </w:trPr>
         <w:tc>
           <w:tcPr>
-            <w:tcW w:type="dxa" w:w="3912"/>
+            <w:tcW w:type="dxa" w:w="3628"/>
           </w:tcPr>
           <w:p>
             <w:pPr>
@@ -4229,15 +5650,15 @@
               <w:rPr>
                 <w:b w:val="0"/>
                 <w:i w:val="0"/>
-                <w:sz w:val="20"/>
-              </w:rPr>
-              <w:t>Multi-criteria, health-gated (selected)</w:t>
-            </w:r>
-          </w:p>
-        </w:tc>
-        <w:tc>
-          <w:tcPr>
-            <w:tcW w:type="dxa" w:w="1247"/>
+                <w:sz w:val="18"/>
+              </w:rPr>
+              <w:t>Multi-criteria, health-gated (default)</w:t>
+            </w:r>
+          </w:p>
+        </w:tc>
+        <w:tc>
+          <w:tcPr>
+            <w:tcW w:type="dxa" w:w="1020"/>
           </w:tcPr>
           <w:p>
             <w:pPr>
@@ -4248,7 +5669,7 @@
               <w:rPr>
                 <w:b w:val="0"/>
                 <w:i w:val="0"/>
-                <w:sz w:val="20"/>
+                <w:sz w:val="18"/>
               </w:rPr>
               <w:t>1.000</w:t>
             </w:r>
@@ -4256,7 +5677,7 @@
         </w:tc>
         <w:tc>
           <w:tcPr>
-            <w:tcW w:type="dxa" w:w="1247"/>
+            <w:tcW w:type="dxa" w:w="1020"/>
           </w:tcPr>
           <w:p>
             <w:pPr>
@@ -4267,15 +5688,15 @@
               <w:rPr>
                 <w:b w:val="0"/>
                 <w:i w:val="0"/>
-                <w:sz w:val="20"/>
-              </w:rPr>
-              <w:t>1.000</w:t>
-            </w:r>
-          </w:p>
-        </w:tc>
-        <w:tc>
-          <w:tcPr>
-            <w:tcW w:type="dxa" w:w="1304"/>
+                <w:sz w:val="18"/>
+              </w:rPr>
+              <w:t>0.998</w:t>
+            </w:r>
+          </w:p>
+        </w:tc>
+        <w:tc>
+          <w:tcPr>
+            <w:tcW w:type="dxa" w:w="1134"/>
           </w:tcPr>
           <w:p>
             <w:pPr>
@@ -4286,15 +5707,15 @@
               <w:rPr>
                 <w:b w:val="0"/>
                 <w:i w:val="0"/>
-                <w:sz w:val="20"/>
-              </w:rPr>
-              <w:t>0.899</w:t>
-            </w:r>
-          </w:p>
-        </w:tc>
-        <w:tc>
-          <w:tcPr>
-            <w:tcW w:type="dxa" w:w="1304"/>
+                <w:sz w:val="18"/>
+              </w:rPr>
+              <w:t>0.832</w:t>
+            </w:r>
+          </w:p>
+        </w:tc>
+        <w:tc>
+          <w:tcPr>
+            <w:tcW w:type="dxa" w:w="1077"/>
           </w:tcPr>
           <w:p>
             <w:pPr>
@@ -4305,9 +5726,28 @@
               <w:rPr>
                 <w:b w:val="0"/>
                 <w:i w:val="0"/>
-                <w:sz w:val="20"/>
-              </w:rPr>
-              <w:t>0.899</w:t>
+                <w:sz w:val="18"/>
+              </w:rPr>
+              <w:t>0.831</w:t>
+            </w:r>
+          </w:p>
+        </w:tc>
+        <w:tc>
+          <w:tcPr>
+            <w:tcW w:type="dxa" w:w="1134"/>
+          </w:tcPr>
+          <w:p>
+            <w:pPr>
+              <w:spacing w:line="240" w:lineRule="auto" w:after="40" w:before="40"/>
+              <w:jc w:val="right"/>
+            </w:pPr>
+            <w:r>
+              <w:rPr>
+                <w:b w:val="0"/>
+                <w:i w:val="0"/>
+                <w:sz w:val="18"/>
+              </w:rPr>
+              <w:t>0.947</w:t>
             </w:r>
           </w:p>
         </w:tc>
@@ -4318,7 +5758,7 @@
         </w:trPr>
         <w:tc>
           <w:tcPr>
-            <w:tcW w:type="dxa" w:w="3912"/>
+            <w:tcW w:type="dxa" w:w="3628"/>
           </w:tcPr>
           <w:p>
             <w:pPr>
@@ -4329,15 +5769,15 @@
               <w:rPr>
                 <w:b w:val="0"/>
                 <w:i w:val="0"/>
-                <w:sz w:val="20"/>
-              </w:rPr>
-              <w:t>Multi-criteria, weighted only</w:t>
-            </w:r>
-          </w:p>
-        </w:tc>
-        <w:tc>
-          <w:tcPr>
-            <w:tcW w:type="dxa" w:w="1247"/>
+                <w:sz w:val="18"/>
+              </w:rPr>
+              <w:t>Health-gated, without acceptability</w:t>
+            </w:r>
+          </w:p>
+        </w:tc>
+        <w:tc>
+          <w:tcPr>
+            <w:tcW w:type="dxa" w:w="1020"/>
           </w:tcPr>
           <w:p>
             <w:pPr>
@@ -4348,15 +5788,15 @@
               <w:rPr>
                 <w:b w:val="0"/>
                 <w:i w:val="0"/>
-                <w:sz w:val="20"/>
-              </w:rPr>
-              <w:t>0.749</w:t>
-            </w:r>
-          </w:p>
-        </w:tc>
-        <w:tc>
-          <w:tcPr>
-            <w:tcW w:type="dxa" w:w="1247"/>
+                <w:sz w:val="18"/>
+              </w:rPr>
+              <w:t>1.000</w:t>
+            </w:r>
+          </w:p>
+        </w:tc>
+        <w:tc>
+          <w:tcPr>
+            <w:tcW w:type="dxa" w:w="1020"/>
           </w:tcPr>
           <w:p>
             <w:pPr>
@@ -4367,15 +5807,15 @@
               <w:rPr>
                 <w:b w:val="0"/>
                 <w:i w:val="0"/>
-                <w:sz w:val="20"/>
-              </w:rPr>
-              <w:t>1.000</w:t>
-            </w:r>
-          </w:p>
-        </w:tc>
-        <w:tc>
-          <w:tcPr>
-            <w:tcW w:type="dxa" w:w="1304"/>
+                <w:sz w:val="18"/>
+              </w:rPr>
+              <w:t>0.994</w:t>
+            </w:r>
+          </w:p>
+        </w:tc>
+        <w:tc>
+          <w:tcPr>
+            <w:tcW w:type="dxa" w:w="1134"/>
           </w:tcPr>
           <w:p>
             <w:pPr>
@@ -4386,15 +5826,15 @@
               <w:rPr>
                 <w:b w:val="0"/>
                 <w:i w:val="0"/>
-                <w:sz w:val="20"/>
-              </w:rPr>
-              <w:t>0.982</w:t>
-            </w:r>
-          </w:p>
-        </w:tc>
-        <w:tc>
-          <w:tcPr>
-            <w:tcW w:type="dxa" w:w="1304"/>
+                <w:sz w:val="18"/>
+              </w:rPr>
+              <w:t>0.803</w:t>
+            </w:r>
+          </w:p>
+        </w:tc>
+        <w:tc>
+          <w:tcPr>
+            <w:tcW w:type="dxa" w:w="1077"/>
           </w:tcPr>
           <w:p>
             <w:pPr>
@@ -4405,9 +5845,28 @@
               <w:rPr>
                 <w:b w:val="0"/>
                 <w:i w:val="0"/>
-                <w:sz w:val="20"/>
-              </w:rPr>
-              <w:t>0.749</w:t>
+                <w:sz w:val="18"/>
+              </w:rPr>
+              <w:t>0.796</w:t>
+            </w:r>
+          </w:p>
+        </w:tc>
+        <w:tc>
+          <w:tcPr>
+            <w:tcW w:type="dxa" w:w="1134"/>
+          </w:tcPr>
+          <w:p>
+            <w:pPr>
+              <w:spacing w:line="240" w:lineRule="auto" w:after="40" w:before="40"/>
+              <w:jc w:val="right"/>
+            </w:pPr>
+            <w:r>
+              <w:rPr>
+                <w:b w:val="0"/>
+                <w:i w:val="0"/>
+                <w:sz w:val="18"/>
+              </w:rPr>
+              <w:t>0.945</w:t>
             </w:r>
           </w:p>
         </w:tc>
@@ -4418,7 +5877,7 @@
         </w:trPr>
         <w:tc>
           <w:tcPr>
-            <w:tcW w:type="dxa" w:w="3912"/>
+            <w:tcW w:type="dxa" w:w="3628"/>
           </w:tcPr>
           <w:p>
             <w:pPr>
@@ -4429,15 +5888,15 @@
               <w:rPr>
                 <w:b w:val="0"/>
                 <w:i w:val="0"/>
-                <w:sz w:val="20"/>
-              </w:rPr>
-              <w:t>Health score only</w:t>
-            </w:r>
-          </w:p>
-        </w:tc>
-        <w:tc>
-          <w:tcPr>
-            <w:tcW w:type="dxa" w:w="1247"/>
+                <w:sz w:val="18"/>
+              </w:rPr>
+              <w:t>Health-gated + diversity re-ranking</w:t>
+            </w:r>
+          </w:p>
+        </w:tc>
+        <w:tc>
+          <w:tcPr>
+            <w:tcW w:type="dxa" w:w="1020"/>
           </w:tcPr>
           <w:p>
             <w:pPr>
@@ -4448,7 +5907,7 @@
               <w:rPr>
                 <w:b w:val="0"/>
                 <w:i w:val="0"/>
-                <w:sz w:val="20"/>
+                <w:sz w:val="18"/>
               </w:rPr>
               <w:t>1.000</w:t>
             </w:r>
@@ -4456,7 +5915,7 @@
         </w:tc>
         <w:tc>
           <w:tcPr>
-            <w:tcW w:type="dxa" w:w="1247"/>
+            <w:tcW w:type="dxa" w:w="1020"/>
           </w:tcPr>
           <w:p>
             <w:pPr>
@@ -4467,15 +5926,15 @@
               <w:rPr>
                 <w:b w:val="0"/>
                 <w:i w:val="0"/>
-                <w:sz w:val="20"/>
-              </w:rPr>
-              <w:t>0.057</w:t>
-            </w:r>
-          </w:p>
-        </w:tc>
-        <w:tc>
-          <w:tcPr>
-            <w:tcW w:type="dxa" w:w="1304"/>
+                <w:sz w:val="18"/>
+              </w:rPr>
+              <w:t>0.988</w:t>
+            </w:r>
+          </w:p>
+        </w:tc>
+        <w:tc>
+          <w:tcPr>
+            <w:tcW w:type="dxa" w:w="1134"/>
           </w:tcPr>
           <w:p>
             <w:pPr>
@@ -4486,15 +5945,15 @@
               <w:rPr>
                 <w:b w:val="0"/>
                 <w:i w:val="0"/>
-                <w:sz w:val="20"/>
-              </w:rPr>
-              <w:t>0.400</w:t>
-            </w:r>
-          </w:p>
-        </w:tc>
-        <w:tc>
-          <w:tcPr>
-            <w:tcW w:type="dxa" w:w="1304"/>
+                <w:sz w:val="18"/>
+              </w:rPr>
+              <w:t>0.818</w:t>
+            </w:r>
+          </w:p>
+        </w:tc>
+        <w:tc>
+          <w:tcPr>
+            <w:tcW w:type="dxa" w:w="1077"/>
           </w:tcPr>
           <w:p>
             <w:pPr>
@@ -4505,9 +5964,28 @@
               <w:rPr>
                 <w:b w:val="0"/>
                 <w:i w:val="0"/>
-                <w:sz w:val="20"/>
-              </w:rPr>
-              <w:t>0.017</w:t>
+                <w:sz w:val="18"/>
+              </w:rPr>
+              <w:t>0.806</w:t>
+            </w:r>
+          </w:p>
+        </w:tc>
+        <w:tc>
+          <w:tcPr>
+            <w:tcW w:type="dxa" w:w="1134"/>
+          </w:tcPr>
+          <w:p>
+            <w:pPr>
+              <w:spacing w:line="240" w:lineRule="auto" w:after="40" w:before="40"/>
+              <w:jc w:val="right"/>
+            </w:pPr>
+            <w:r>
+              <w:rPr>
+                <w:b w:val="0"/>
+                <w:i w:val="0"/>
+                <w:sz w:val="18"/>
+              </w:rPr>
+              <w:t>0.956</w:t>
             </w:r>
           </w:p>
         </w:tc>
@@ -4518,7 +5996,7 @@
         </w:trPr>
         <w:tc>
           <w:tcPr>
-            <w:tcW w:type="dxa" w:w="3912"/>
+            <w:tcW w:type="dxa" w:w="3628"/>
           </w:tcPr>
           <w:p>
             <w:pPr>
@@ -4529,15 +6007,15 @@
               <w:rPr>
                 <w:b w:val="0"/>
                 <w:i w:val="0"/>
-                <w:sz w:val="20"/>
-              </w:rPr>
-              <w:t>Nutrition only (non-personalised)</w:t>
-            </w:r>
-          </w:p>
-        </w:tc>
-        <w:tc>
-          <w:tcPr>
-            <w:tcW w:type="dxa" w:w="1247"/>
+                <w:sz w:val="18"/>
+              </w:rPr>
+              <w:t>Multi-criteria, weighted only</w:t>
+            </w:r>
+          </w:p>
+        </w:tc>
+        <w:tc>
+          <w:tcPr>
+            <w:tcW w:type="dxa" w:w="1020"/>
           </w:tcPr>
           <w:p>
             <w:pPr>
@@ -4548,7 +6026,26 @@
               <w:rPr>
                 <w:b w:val="0"/>
                 <w:i w:val="0"/>
-                <w:sz w:val="20"/>
+                <w:sz w:val="18"/>
+              </w:rPr>
+              <w:t>0.737</w:t>
+            </w:r>
+          </w:p>
+        </w:tc>
+        <w:tc>
+          <w:tcPr>
+            <w:tcW w:type="dxa" w:w="1020"/>
+          </w:tcPr>
+          <w:p>
+            <w:pPr>
+              <w:spacing w:line="240" w:lineRule="auto" w:after="40" w:before="40"/>
+              <w:jc w:val="right"/>
+            </w:pPr>
+            <w:r>
+              <w:rPr>
+                <w:b w:val="0"/>
+                <w:i w:val="0"/>
+                <w:sz w:val="18"/>
               </w:rPr>
               <w:t>1.000</w:t>
             </w:r>
@@ -4556,7 +6053,7 @@
         </w:tc>
         <w:tc>
           <w:tcPr>
-            <w:tcW w:type="dxa" w:w="1247"/>
+            <w:tcW w:type="dxa" w:w="1134"/>
           </w:tcPr>
           <w:p>
             <w:pPr>
@@ -4567,15 +6064,15 @@
               <w:rPr>
                 <w:b w:val="0"/>
                 <w:i w:val="0"/>
-                <w:sz w:val="20"/>
-              </w:rPr>
-              <w:t>0.057</w:t>
-            </w:r>
-          </w:p>
-        </w:tc>
-        <w:tc>
-          <w:tcPr>
-            <w:tcW w:type="dxa" w:w="1304"/>
+                <w:sz w:val="18"/>
+              </w:rPr>
+              <w:t>0.970</w:t>
+            </w:r>
+          </w:p>
+        </w:tc>
+        <w:tc>
+          <w:tcPr>
+            <w:tcW w:type="dxa" w:w="1077"/>
           </w:tcPr>
           <w:p>
             <w:pPr>
@@ -4586,15 +6083,15 @@
               <w:rPr>
                 <w:b w:val="0"/>
                 <w:i w:val="0"/>
-                <w:sz w:val="20"/>
-              </w:rPr>
-              <w:t>0.400</w:t>
-            </w:r>
-          </w:p>
-        </w:tc>
-        <w:tc>
-          <w:tcPr>
-            <w:tcW w:type="dxa" w:w="1304"/>
+                <w:sz w:val="18"/>
+              </w:rPr>
+              <w:t>0.727</w:t>
+            </w:r>
+          </w:p>
+        </w:tc>
+        <w:tc>
+          <w:tcPr>
+            <w:tcW w:type="dxa" w:w="1134"/>
           </w:tcPr>
           <w:p>
             <w:pPr>
@@ -4605,9 +6102,9 @@
               <w:rPr>
                 <w:b w:val="0"/>
                 <w:i w:val="0"/>
-                <w:sz w:val="20"/>
-              </w:rPr>
-              <w:t>0.017</w:t>
+                <w:sz w:val="18"/>
+              </w:rPr>
+              <w:t>0.952</w:t>
             </w:r>
           </w:p>
         </w:tc>
@@ -4618,7 +6115,7 @@
         </w:trPr>
         <w:tc>
           <w:tcPr>
-            <w:tcW w:type="dxa" w:w="3912"/>
+            <w:tcW w:type="dxa" w:w="3628"/>
           </w:tcPr>
           <w:p>
             <w:pPr>
@@ -4629,15 +6126,15 @@
               <w:rPr>
                 <w:b w:val="0"/>
                 <w:i w:val="0"/>
-                <w:sz w:val="20"/>
-              </w:rPr>
-              <w:t>Random selection</w:t>
-            </w:r>
-          </w:p>
-        </w:tc>
-        <w:tc>
-          <w:tcPr>
-            <w:tcW w:type="dxa" w:w="1247"/>
+                <w:sz w:val="18"/>
+              </w:rPr>
+              <w:t>Health score only</w:t>
+            </w:r>
+          </w:p>
+        </w:tc>
+        <w:tc>
+          <w:tcPr>
+            <w:tcW w:type="dxa" w:w="1020"/>
           </w:tcPr>
           <w:p>
             <w:pPr>
@@ -4648,7 +6145,26 @@
               <w:rPr>
                 <w:b w:val="0"/>
                 <w:i w:val="0"/>
-                <w:sz w:val="20"/>
+                <w:sz w:val="18"/>
+              </w:rPr>
+              <w:t>1.000</w:t>
+            </w:r>
+          </w:p>
+        </w:tc>
+        <w:tc>
+          <w:tcPr>
+            <w:tcW w:type="dxa" w:w="1020"/>
+          </w:tcPr>
+          <w:p>
+            <w:pPr>
+              <w:spacing w:line="240" w:lineRule="auto" w:after="40" w:before="40"/>
+              <w:jc w:val="right"/>
+            </w:pPr>
+            <w:r>
+              <w:rPr>
+                <w:b w:val="0"/>
+                <w:i w:val="0"/>
+                <w:sz w:val="18"/>
               </w:rPr>
               <w:t>0.057</w:t>
             </w:r>
@@ -4656,7 +6172,7 @@
         </w:tc>
         <w:tc>
           <w:tcPr>
-            <w:tcW w:type="dxa" w:w="1247"/>
+            <w:tcW w:type="dxa" w:w="1134"/>
           </w:tcPr>
           <w:p>
             <w:pPr>
@@ -4667,7 +6183,226 @@
               <w:rPr>
                 <w:b w:val="0"/>
                 <w:i w:val="0"/>
-                <w:sz w:val="20"/>
+                <w:sz w:val="18"/>
+              </w:rPr>
+              <w:t>0.400</w:t>
+            </w:r>
+          </w:p>
+        </w:tc>
+        <w:tc>
+          <w:tcPr>
+            <w:tcW w:type="dxa" w:w="1077"/>
+          </w:tcPr>
+          <w:p>
+            <w:pPr>
+              <w:spacing w:line="240" w:lineRule="auto" w:after="40" w:before="40"/>
+              <w:jc w:val="right"/>
+            </w:pPr>
+            <w:r>
+              <w:rPr>
+                <w:b w:val="0"/>
+                <w:i w:val="0"/>
+                <w:sz w:val="18"/>
+              </w:rPr>
+              <w:t>0.017</w:t>
+            </w:r>
+          </w:p>
+        </w:tc>
+        <w:tc>
+          <w:tcPr>
+            <w:tcW w:type="dxa" w:w="1134"/>
+          </w:tcPr>
+          <w:p>
+            <w:pPr>
+              <w:spacing w:line="240" w:lineRule="auto" w:after="40" w:before="40"/>
+              <w:jc w:val="right"/>
+            </w:pPr>
+            <w:r>
+              <w:rPr>
+                <w:b w:val="0"/>
+                <w:i w:val="0"/>
+                <w:sz w:val="18"/>
+              </w:rPr>
+              <w:t>0.966</w:t>
+            </w:r>
+          </w:p>
+        </w:tc>
+      </w:tr>
+      <w:tr>
+        <w:trPr>
+          <w:cantSplit/>
+        </w:trPr>
+        <w:tc>
+          <w:tcPr>
+            <w:tcW w:type="dxa" w:w="3628"/>
+          </w:tcPr>
+          <w:p>
+            <w:pPr>
+              <w:spacing w:line="240" w:lineRule="auto" w:after="40" w:before="40"/>
+              <w:jc w:val="left"/>
+            </w:pPr>
+            <w:r>
+              <w:rPr>
+                <w:b w:val="0"/>
+                <w:i w:val="0"/>
+                <w:sz w:val="18"/>
+              </w:rPr>
+              <w:t>Nutrition only (non-personalised)</w:t>
+            </w:r>
+          </w:p>
+        </w:tc>
+        <w:tc>
+          <w:tcPr>
+            <w:tcW w:type="dxa" w:w="1020"/>
+          </w:tcPr>
+          <w:p>
+            <w:pPr>
+              <w:spacing w:line="240" w:lineRule="auto" w:after="40" w:before="40"/>
+              <w:jc w:val="right"/>
+            </w:pPr>
+            <w:r>
+              <w:rPr>
+                <w:b w:val="0"/>
+                <w:i w:val="0"/>
+                <w:sz w:val="18"/>
+              </w:rPr>
+              <w:t>1.000</w:t>
+            </w:r>
+          </w:p>
+        </w:tc>
+        <w:tc>
+          <w:tcPr>
+            <w:tcW w:type="dxa" w:w="1020"/>
+          </w:tcPr>
+          <w:p>
+            <w:pPr>
+              <w:spacing w:line="240" w:lineRule="auto" w:after="40" w:before="40"/>
+              <w:jc w:val="right"/>
+            </w:pPr>
+            <w:r>
+              <w:rPr>
+                <w:b w:val="0"/>
+                <w:i w:val="0"/>
+                <w:sz w:val="18"/>
+              </w:rPr>
+              <w:t>0.057</w:t>
+            </w:r>
+          </w:p>
+        </w:tc>
+        <w:tc>
+          <w:tcPr>
+            <w:tcW w:type="dxa" w:w="1134"/>
+          </w:tcPr>
+          <w:p>
+            <w:pPr>
+              <w:spacing w:line="240" w:lineRule="auto" w:after="40" w:before="40"/>
+              <w:jc w:val="right"/>
+            </w:pPr>
+            <w:r>
+              <w:rPr>
+                <w:b w:val="0"/>
+                <w:i w:val="0"/>
+                <w:sz w:val="18"/>
+              </w:rPr>
+              <w:t>0.400</w:t>
+            </w:r>
+          </w:p>
+        </w:tc>
+        <w:tc>
+          <w:tcPr>
+            <w:tcW w:type="dxa" w:w="1077"/>
+          </w:tcPr>
+          <w:p>
+            <w:pPr>
+              <w:spacing w:line="240" w:lineRule="auto" w:after="40" w:before="40"/>
+              <w:jc w:val="right"/>
+            </w:pPr>
+            <w:r>
+              <w:rPr>
+                <w:b w:val="0"/>
+                <w:i w:val="0"/>
+                <w:sz w:val="18"/>
+              </w:rPr>
+              <w:t>0.017</w:t>
+            </w:r>
+          </w:p>
+        </w:tc>
+        <w:tc>
+          <w:tcPr>
+            <w:tcW w:type="dxa" w:w="1134"/>
+          </w:tcPr>
+          <w:p>
+            <w:pPr>
+              <w:spacing w:line="240" w:lineRule="auto" w:after="40" w:before="40"/>
+              <w:jc w:val="right"/>
+            </w:pPr>
+            <w:r>
+              <w:rPr>
+                <w:b w:val="0"/>
+                <w:i w:val="0"/>
+                <w:sz w:val="18"/>
+              </w:rPr>
+              <w:t>0.966</w:t>
+            </w:r>
+          </w:p>
+        </w:tc>
+      </w:tr>
+      <w:tr>
+        <w:trPr>
+          <w:cantSplit/>
+        </w:trPr>
+        <w:tc>
+          <w:tcPr>
+            <w:tcW w:type="dxa" w:w="3628"/>
+          </w:tcPr>
+          <w:p>
+            <w:pPr>
+              <w:spacing w:line="240" w:lineRule="auto" w:after="40" w:before="40"/>
+              <w:jc w:val="left"/>
+            </w:pPr>
+            <w:r>
+              <w:rPr>
+                <w:b w:val="0"/>
+                <w:i w:val="0"/>
+                <w:sz w:val="18"/>
+              </w:rPr>
+              <w:t>Random</w:t>
+            </w:r>
+          </w:p>
+        </w:tc>
+        <w:tc>
+          <w:tcPr>
+            <w:tcW w:type="dxa" w:w="1020"/>
+          </w:tcPr>
+          <w:p>
+            <w:pPr>
+              <w:spacing w:line="240" w:lineRule="auto" w:after="40" w:before="40"/>
+              <w:jc w:val="right"/>
+            </w:pPr>
+            <w:r>
+              <w:rPr>
+                <w:b w:val="0"/>
+                <w:i w:val="0"/>
+                <w:sz w:val="18"/>
+              </w:rPr>
+              <w:t>0.057</w:t>
+            </w:r>
+          </w:p>
+        </w:tc>
+        <w:tc>
+          <w:tcPr>
+            <w:tcW w:type="dxa" w:w="1020"/>
+          </w:tcPr>
+          <w:p>
+            <w:pPr>
+              <w:spacing w:line="240" w:lineRule="auto" w:after="40" w:before="40"/>
+              <w:jc w:val="right"/>
+            </w:pPr>
+            <w:r>
+              <w:rPr>
+                <w:b w:val="0"/>
+                <w:i w:val="0"/>
+                <w:sz w:val="18"/>
               </w:rPr>
               <w:t>0.053</w:t>
             </w:r>
@@ -4675,7 +6410,7 @@
         </w:tc>
         <w:tc>
           <w:tcPr>
-            <w:tcW w:type="dxa" w:w="1304"/>
+            <w:tcW w:type="dxa" w:w="1134"/>
           </w:tcPr>
           <w:p>
             <w:pPr>
@@ -4686,7 +6421,7 @@
               <w:rPr>
                 <w:b w:val="0"/>
                 <w:i w:val="0"/>
-                <w:sz w:val="20"/>
+                <w:sz w:val="18"/>
               </w:rPr>
               <w:t>0.596</w:t>
             </w:r>
@@ -4694,7 +6429,7 @@
         </w:tc>
         <w:tc>
           <w:tcPr>
-            <w:tcW w:type="dxa" w:w="1304"/>
+            <w:tcW w:type="dxa" w:w="1077"/>
           </w:tcPr>
           <w:p>
             <w:pPr>
@@ -4705,9 +6440,28 @@
               <w:rPr>
                 <w:b w:val="0"/>
                 <w:i w:val="0"/>
-                <w:sz w:val="20"/>
+                <w:sz w:val="18"/>
               </w:rPr>
               <w:t>0.003</w:t>
+            </w:r>
+          </w:p>
+        </w:tc>
+        <w:tc>
+          <w:tcPr>
+            <w:tcW w:type="dxa" w:w="1134"/>
+          </w:tcPr>
+          <w:p>
+            <w:pPr>
+              <w:spacing w:line="240" w:lineRule="auto" w:after="40" w:before="40"/>
+              <w:jc w:val="right"/>
+            </w:pPr>
+            <w:r>
+              <w:rPr>
+                <w:b w:val="0"/>
+                <w:i w:val="0"/>
+                <w:sz w:val="18"/>
+              </w:rPr>
+              <w:t>0.962</w:t>
             </w:r>
           </w:p>
         </w:tc>
@@ -4715,16 +6469,16 @@
     </w:tbl>
     <w:p>
       <w:pPr>
-        <w:spacing w:after="40"/>
+        <w:spacing w:after="200" w:line="240" w:lineRule="auto" w:before="80"/>
+        <w:jc w:val="left"/>
       </w:pPr>
-    </w:p>
-    <w:p>
       <w:r>
         <w:rPr>
           <w:b w:val="0"/>
-          <w:i w:val="0"/>
+          <w:i/>
+          <w:sz w:val="18"/>
         </w:rPr>
-        <w:t>The multi-criteria ranking is the only method that satisfies all three criteria for most recommendations. Ranking on health alone finds healthy recipes but ignores cuisine and practicality, and random selection rarely meets the health criteria. Without the health gate, the weighted score traded health for cuisine in a quarter of recommendations; with it, every recommendation met the evidence-linked criteria and 90% met all three. The gate was therefore adopted as the default. The health-only and nutrition-only baselines coincide because 565 candidates meet every reference value, so both select among the same tied recipes.</w:t>
+        <w:t>Diversity: mean pairwise 1 − Jaccard similarity of ingredient sets. Without the recall the default reaches 0.835 on all three criteria.</w:t>
       </w:r>
     </w:p>
     <w:p>
@@ -4733,7 +6487,25 @@
           <w:b w:val="0"/>
           <w:i w:val="0"/>
         </w:rPr>
-        <w:t>The sensitivity analysis reran the selected ranking over every combination of weights in steps of 0.1 (Figure B.1). The top ten was identical to the default whenever cuisine had a weight of at least 0.2, and the mean overlap across the whole grid was 0.90. Rankings changed only when the cuisine weight fell to 0.1 and feasibility dominated. Because of the gate, the health weight has little effect on which recipes are recommended.</w:t>
+        <w:t>Only the health-gated variants always meet every evidence-linked reference. Without the gate the weighted score traded health for cuisine or practicality in 26% of recommendations. Acceptability raised the share meeting all three criteria from 0.796 to 0.831 and is part of the default. Diversity re-ranking added little (0.947 to 0.956) at a cost in practicality, because the default list is already varied, so it remains an option. The health-only and nutrition-only baselines coincide because both select among the same tied recipes that meet every reference value.</w:t>
+      </w:r>
+    </w:p>
+    <w:p>
+      <w:r>
+        <w:rPr>
+          <w:b w:val="0"/>
+          <w:i w:val="0"/>
+        </w:rPr>
+        <w:t>Priority levels shape the recommendations in the expected direction: with a high saturated-fat priority the top 10 averages 3.25% of energy from saturated fat against 3.55% with a low one, and 4.22% against 4.58% for sugars. Fibre does not differ, because almost every gated recipe is already far above the fibre reference.</w:t>
+      </w:r>
+    </w:p>
+    <w:p>
+      <w:r>
+        <w:rPr>
+          <w:b w:val="0"/>
+          <w:i w:val="0"/>
+        </w:rPr>
+        <w:t>The sensitivity analysis reran the default ranking over 36 combinations of weights in steps of 0.1 (Figure B.1). The mean overlap of the top 10 with the default was 0.74 (median 0.78); it fell mainly when cuisine had weight 0.1 (0.50) and was 0.77–0.83 for cuisine weights of 0.2 to 0.7.</w:t>
       </w:r>
     </w:p>
     <w:p>
@@ -4789,7 +6561,7 @@
         <w:t xml:space="preserve">Figure B.1. </w:t>
       </w:r>
       <w:r>
-        <w:t>Weight sensitivity of the selected ranking over 300 held-out participants. (a) Mean share of the default top ten that is retained. (b) Mean share of the top ten meeting all three criteria.</w:t>
+        <w:t>Weight sensitivity of the default ranking over 300 held-out participants aged 12–59. (a) Mean share of the default top ten that is retained. (b) Mean share of the top ten meeting all three criteria.</w:t>
       </w:r>
     </w:p>
     <w:p>
@@ -4797,7 +6569,7 @@
         <w:pStyle w:val="Heading2"/>
       </w:pPr>
       <w:r>
-        <w:t>B.6 Worked Example</w:t>
+        <w:t>B.6 Seven-Day Meal Plans</w:t>
       </w:r>
     </w:p>
     <w:p>
@@ -4806,7 +6578,7 @@
           <w:b w:val="0"/>
           <w:i w:val="0"/>
         </w:rPr>
-        <w:t>Participant 109349 (held out from training; measured CAP 338 dB/m) has calibrated probabilities of 0.96 for CAP ≥ 248 and 0.78 for CAP ≥ 280. Layer 3 assigns high priority to weight management, dietary quality and limiting saturated fat (the last because of dyslipidaemia), and medium priority to limiting excess sugar. With Asian cuisine requested, 9,844 candidate meals are scored, 565 meet every reference value and 264 are held for data review.</w:t>
+        <w:t>A plan gives two main meals a day for seven days from recipes that meet every reference, practical recipes first. Each plan is checked for: every meal and every day meeting the references, a recipe at most twice and never on the same or consecutive days, different protein families within a day and at most three per week, and the requested cuisine. Because a patient may lack the ingredients, tools or taste for another cuisine, the week is filled in three steps and stops at the first that completes it: (1) the requested cuisine only; (2) a favourite recipe may appear twice; (3) recipes from the most similar cuisines by ingredient profile (cosine similarity ≥ 0.8), each labelled as borrowed.</w:t>
       </w:r>
     </w:p>
     <w:p>
@@ -4817,7 +6589,765 @@
         <w:rPr>
           <w:b/>
         </w:rPr>
-        <w:t xml:space="preserve">Table B.7. </w:t>
+        <w:t xml:space="preserve">Table B.9. </w:t>
+      </w:r>
+      <w:r>
+        <w:t>Seven-day plans for the 300 participants.</w:t>
+      </w:r>
+    </w:p>
+    <w:tbl>
+      <w:tblPr>
+        <w:tblW w:type="auto" w:w="0"/>
+        <w:jc w:val="center"/>
+        <w:tblLayout w:type="fixed"/>
+        <w:tblLook w:firstColumn="1" w:firstRow="1" w:lastColumn="0" w:lastRow="0" w:noHBand="0" w:noVBand="1" w:val="04A0"/>
+        <w:tblBorders>
+          <w:top w:val="single" w:sz="12" w:space="0" w:color="000000"/>
+          <w:bottom w:val="single" w:sz="12" w:space="0" w:color="000000"/>
+        </w:tblBorders>
+        <w:tblLayout w:type="fixed"/>
+      </w:tblPr>
+      <w:tblGrid>
+        <w:gridCol w:w="4513"/>
+        <w:gridCol w:w="4513"/>
+      </w:tblGrid>
+      <w:tr>
+        <w:trPr>
+          <w:tblHeader/>
+          <w:cantSplit/>
+        </w:trPr>
+        <w:tc>
+          <w:tcPr>
+            <w:tcW w:type="dxa" w:w="5669"/>
+            <w:shd w:val="clear" w:color="auto" w:fill="EDEDED"/>
+            <w:tcBorders>
+              <w:bottom w:val="single" w:sz="6" w:space="0" w:color="000000"/>
+            </w:tcBorders>
+          </w:tcPr>
+          <w:p>
+            <w:pPr>
+              <w:spacing w:line="240" w:lineRule="auto" w:after="40" w:before="40"/>
+              <w:jc w:val="left"/>
+            </w:pPr>
+            <w:r>
+              <w:rPr>
+                <w:b/>
+                <w:i w:val="0"/>
+                <w:sz w:val="18"/>
+              </w:rPr>
+              <w:t>Check</w:t>
+            </w:r>
+          </w:p>
+        </w:tc>
+        <w:tc>
+          <w:tcPr>
+            <w:tcW w:type="dxa" w:w="2268"/>
+            <w:shd w:val="clear" w:color="auto" w:fill="EDEDED"/>
+            <w:tcBorders>
+              <w:bottom w:val="single" w:sz="6" w:space="0" w:color="000000"/>
+            </w:tcBorders>
+          </w:tcPr>
+          <w:p>
+            <w:pPr>
+              <w:spacing w:line="240" w:lineRule="auto" w:after="40" w:before="40"/>
+              <w:jc w:val="right"/>
+            </w:pPr>
+            <w:r>
+              <w:rPr>
+                <w:b/>
+                <w:i w:val="0"/>
+                <w:sz w:val="18"/>
+              </w:rPr>
+              <w:t>Share of patients</w:t>
+            </w:r>
+          </w:p>
+        </w:tc>
+      </w:tr>
+      <w:tr>
+        <w:trPr>
+          <w:cantSplit/>
+        </w:trPr>
+        <w:tc>
+          <w:tcPr>
+            <w:tcW w:type="dxa" w:w="5669"/>
+          </w:tcPr>
+          <w:p>
+            <w:pPr>
+              <w:spacing w:line="240" w:lineRule="auto" w:after="40" w:before="40"/>
+              <w:jc w:val="left"/>
+            </w:pPr>
+            <w:r>
+              <w:rPr>
+                <w:b w:val="0"/>
+                <w:i w:val="0"/>
+                <w:sz w:val="18"/>
+              </w:rPr>
+              <w:t>Every meal meets the references</w:t>
+            </w:r>
+          </w:p>
+        </w:tc>
+        <w:tc>
+          <w:tcPr>
+            <w:tcW w:type="dxa" w:w="2268"/>
+          </w:tcPr>
+          <w:p>
+            <w:pPr>
+              <w:spacing w:line="240" w:lineRule="auto" w:after="40" w:before="40"/>
+              <w:jc w:val="right"/>
+            </w:pPr>
+            <w:r>
+              <w:rPr>
+                <w:b w:val="0"/>
+                <w:i w:val="0"/>
+                <w:sz w:val="18"/>
+              </w:rPr>
+              <w:t>1.000</w:t>
+            </w:r>
+          </w:p>
+        </w:tc>
+      </w:tr>
+      <w:tr>
+        <w:trPr>
+          <w:cantSplit/>
+        </w:trPr>
+        <w:tc>
+          <w:tcPr>
+            <w:tcW w:type="dxa" w:w="5669"/>
+          </w:tcPr>
+          <w:p>
+            <w:pPr>
+              <w:spacing w:line="240" w:lineRule="auto" w:after="40" w:before="40"/>
+              <w:jc w:val="left"/>
+            </w:pPr>
+            <w:r>
+              <w:rPr>
+                <w:b w:val="0"/>
+                <w:i w:val="0"/>
+                <w:sz w:val="18"/>
+              </w:rPr>
+              <w:t>Every day meets the references</w:t>
+            </w:r>
+          </w:p>
+        </w:tc>
+        <w:tc>
+          <w:tcPr>
+            <w:tcW w:type="dxa" w:w="2268"/>
+          </w:tcPr>
+          <w:p>
+            <w:pPr>
+              <w:spacing w:line="240" w:lineRule="auto" w:after="40" w:before="40"/>
+              <w:jc w:val="right"/>
+            </w:pPr>
+            <w:r>
+              <w:rPr>
+                <w:b w:val="0"/>
+                <w:i w:val="0"/>
+                <w:sz w:val="18"/>
+              </w:rPr>
+              <w:t>1.000</w:t>
+            </w:r>
+          </w:p>
+        </w:tc>
+      </w:tr>
+      <w:tr>
+        <w:trPr>
+          <w:cantSplit/>
+        </w:trPr>
+        <w:tc>
+          <w:tcPr>
+            <w:tcW w:type="dxa" w:w="5669"/>
+          </w:tcPr>
+          <w:p>
+            <w:pPr>
+              <w:spacing w:line="240" w:lineRule="auto" w:after="40" w:before="40"/>
+              <w:jc w:val="left"/>
+            </w:pPr>
+            <w:r>
+              <w:rPr>
+                <w:b w:val="0"/>
+                <w:i w:val="0"/>
+                <w:sz w:val="18"/>
+              </w:rPr>
+              <w:t>Repeats within limits; protein varied</w:t>
+            </w:r>
+          </w:p>
+        </w:tc>
+        <w:tc>
+          <w:tcPr>
+            <w:tcW w:type="dxa" w:w="2268"/>
+          </w:tcPr>
+          <w:p>
+            <w:pPr>
+              <w:spacing w:line="240" w:lineRule="auto" w:after="40" w:before="40"/>
+              <w:jc w:val="right"/>
+            </w:pPr>
+            <w:r>
+              <w:rPr>
+                <w:b w:val="0"/>
+                <w:i w:val="0"/>
+                <w:sz w:val="18"/>
+              </w:rPr>
+              <w:t>1.000</w:t>
+            </w:r>
+          </w:p>
+        </w:tc>
+      </w:tr>
+      <w:tr>
+        <w:trPr>
+          <w:cantSplit/>
+        </w:trPr>
+        <w:tc>
+          <w:tcPr>
+            <w:tcW w:type="dxa" w:w="5669"/>
+          </w:tcPr>
+          <w:p>
+            <w:pPr>
+              <w:spacing w:line="240" w:lineRule="auto" w:after="40" w:before="40"/>
+              <w:jc w:val="left"/>
+            </w:pPr>
+            <w:r>
+              <w:rPr>
+                <w:b w:val="0"/>
+                <w:i w:val="0"/>
+                <w:sz w:val="18"/>
+              </w:rPr>
+              <w:t>Complete with own cuisine only (step 1)</w:t>
+            </w:r>
+          </w:p>
+        </w:tc>
+        <w:tc>
+          <w:tcPr>
+            <w:tcW w:type="dxa" w:w="2268"/>
+          </w:tcPr>
+          <w:p>
+            <w:pPr>
+              <w:spacing w:line="240" w:lineRule="auto" w:after="40" w:before="40"/>
+              <w:jc w:val="right"/>
+            </w:pPr>
+            <w:r>
+              <w:rPr>
+                <w:b w:val="0"/>
+                <w:i w:val="0"/>
+                <w:sz w:val="18"/>
+              </w:rPr>
+              <w:t>0.583</w:t>
+            </w:r>
+          </w:p>
+        </w:tc>
+      </w:tr>
+      <w:tr>
+        <w:trPr>
+          <w:cantSplit/>
+        </w:trPr>
+        <w:tc>
+          <w:tcPr>
+            <w:tcW w:type="dxa" w:w="5669"/>
+          </w:tcPr>
+          <w:p>
+            <w:pPr>
+              <w:spacing w:line="240" w:lineRule="auto" w:after="40" w:before="40"/>
+              <w:jc w:val="left"/>
+            </w:pPr>
+            <w:r>
+              <w:rPr>
+                <w:b w:val="0"/>
+                <w:i w:val="0"/>
+                <w:sz w:val="18"/>
+              </w:rPr>
+              <w:t>Complete by step 2 (a favourite may repeat)</w:t>
+            </w:r>
+          </w:p>
+        </w:tc>
+        <w:tc>
+          <w:tcPr>
+            <w:tcW w:type="dxa" w:w="2268"/>
+          </w:tcPr>
+          <w:p>
+            <w:pPr>
+              <w:spacing w:line="240" w:lineRule="auto" w:after="40" w:before="40"/>
+              <w:jc w:val="right"/>
+            </w:pPr>
+            <w:r>
+              <w:rPr>
+                <w:b w:val="0"/>
+                <w:i w:val="0"/>
+                <w:sz w:val="18"/>
+              </w:rPr>
+              <w:t>0.803</w:t>
+            </w:r>
+          </w:p>
+        </w:tc>
+      </w:tr>
+      <w:tr>
+        <w:trPr>
+          <w:cantSplit/>
+        </w:trPr>
+        <w:tc>
+          <w:tcPr>
+            <w:tcW w:type="dxa" w:w="5669"/>
+          </w:tcPr>
+          <w:p>
+            <w:pPr>
+              <w:spacing w:line="240" w:lineRule="auto" w:after="40" w:before="40"/>
+              <w:jc w:val="left"/>
+            </w:pPr>
+            <w:r>
+              <w:rPr>
+                <w:b w:val="0"/>
+                <w:i w:val="0"/>
+                <w:sz w:val="18"/>
+              </w:rPr>
+              <w:t>Complete by step 3 (similar cuisine allowed)</w:t>
+            </w:r>
+          </w:p>
+        </w:tc>
+        <w:tc>
+          <w:tcPr>
+            <w:tcW w:type="dxa" w:w="2268"/>
+          </w:tcPr>
+          <w:p>
+            <w:pPr>
+              <w:spacing w:line="240" w:lineRule="auto" w:after="40" w:before="40"/>
+              <w:jc w:val="right"/>
+            </w:pPr>
+            <w:r>
+              <w:rPr>
+                <w:b w:val="0"/>
+                <w:i w:val="0"/>
+                <w:sz w:val="18"/>
+              </w:rPr>
+              <w:t>1.000</w:t>
+            </w:r>
+          </w:p>
+        </w:tc>
+      </w:tr>
+    </w:tbl>
+    <w:p>
+      <w:pPr>
+        <w:spacing w:after="200" w:line="240" w:lineRule="auto" w:before="80"/>
+        <w:jc w:val="left"/>
+      </w:pPr>
+      <w:r>
+        <w:rPr>
+          <w:b w:val="0"/>
+          <w:i/>
+          <w:sz w:val="18"/>
+        </w:rPr>
+        <w:t>Asian, European and Mexican plans complete at step 1; American plans at step 2; Canadian plans need step 3 and borrow 0.98 meals on average. Plans used 5.9 protein families; 81% of plan meals are within the practical limits.</w:t>
+      </w:r>
+    </w:p>
+    <w:p>
+      <w:pPr>
+        <w:pStyle w:val="Heading2"/>
+      </w:pPr>
+      <w:r>
+        <w:t>B.7 Scenarios (Layer 5)</w:t>
+      </w:r>
+    </w:p>
+    <w:p>
+      <w:r>
+        <w:rPr>
+          <w:b w:val="0"/>
+          <w:i w:val="0"/>
+        </w:rPr>
+        <w:t>A scenario is a set of recipes that replace the patient’s usual meals. For each recipe criterion the engine compares the scenario’s mean composition with the patient’s own 24-hour recall (usual meal energy is a third of daily energy) and reports whether it improves, worsens or does not change meaningfully, with the evidence label of that pathway: energy (calorie restriction, HAI2022-CR, MODERATE; weight loss of 5% or more, VG2015-WL5, STRONG, shown as conditional), saturated fat (LUU2018-SAT, MODERATE), sugars (MODERATE only when energy also falls, otherwise WEAK, following CHI2014-HYPER and CHI2014-ISO) and fibre as a marker of a Mediterranean-style diet (STE2026-MEDDIET, MODERATE). The Layer 2 model is not queried for scenarios, because it was not trained on interventions; every scenario is labelled “Simulated projection, not a clinical forecast”.</w:t>
+      </w:r>
+    </w:p>
+    <w:p>
+      <w:pPr>
+        <w:pStyle w:val="Heading2"/>
+      </w:pPr>
+      <w:r>
+        <w:t>B.8 Worked Example</w:t>
+      </w:r>
+    </w:p>
+    <w:p>
+      <w:r>
+        <w:rPr>
+          <w:b w:val="0"/>
+          <w:i w:val="0"/>
+        </w:rPr>
+        <w:t>Participant 109349 (aged 47, held out from training; measured CAP 338 dB/m, reliable examination) has a predicted CAP of 313.7 dB/m and calibrated probabilities of 0.96 for CAP ≥ 248 and 0.78 for CAP ≥ 280. BMI 40.5 kg/m² and low HDL (45 mg/dL, below 50 for women) set the obesity and dyslipidaemia flags. All four priorities are high:</w:t>
+      </w:r>
+    </w:p>
+    <w:p>
+      <w:pPr>
+        <w:pStyle w:val="Caption"/>
+      </w:pPr>
+      <w:r>
+        <w:rPr>
+          <w:b/>
+        </w:rPr>
+        <w:t xml:space="preserve">Table B.10. </w:t>
+      </w:r>
+      <w:r>
+        <w:t>Priorities for participant 109349 and their reasons.</w:t>
+      </w:r>
+    </w:p>
+    <w:tbl>
+      <w:tblPr>
+        <w:tblW w:type="auto" w:w="0"/>
+        <w:jc w:val="center"/>
+        <w:tblLayout w:type="fixed"/>
+        <w:tblLook w:firstColumn="1" w:firstRow="1" w:lastColumn="0" w:lastRow="0" w:noHBand="0" w:noVBand="1" w:val="04A0"/>
+        <w:tblBorders>
+          <w:top w:val="single" w:sz="12" w:space="0" w:color="000000"/>
+          <w:bottom w:val="single" w:sz="12" w:space="0" w:color="000000"/>
+        </w:tblBorders>
+        <w:tblLayout w:type="fixed"/>
+      </w:tblPr>
+      <w:tblGrid>
+        <w:gridCol w:w="3009"/>
+        <w:gridCol w:w="3009"/>
+        <w:gridCol w:w="3009"/>
+      </w:tblGrid>
+      <w:tr>
+        <w:trPr>
+          <w:tblHeader/>
+          <w:cantSplit/>
+        </w:trPr>
+        <w:tc>
+          <w:tcPr>
+            <w:tcW w:type="dxa" w:w="2948"/>
+            <w:shd w:val="clear" w:color="auto" w:fill="EDEDED"/>
+            <w:tcBorders>
+              <w:bottom w:val="single" w:sz="6" w:space="0" w:color="000000"/>
+            </w:tcBorders>
+          </w:tcPr>
+          <w:p>
+            <w:pPr>
+              <w:spacing w:line="240" w:lineRule="auto" w:after="40" w:before="40"/>
+              <w:jc w:val="left"/>
+            </w:pPr>
+            <w:r>
+              <w:rPr>
+                <w:b/>
+                <w:i w:val="0"/>
+                <w:sz w:val="17"/>
+              </w:rPr>
+              <w:t>Priority</w:t>
+            </w:r>
+          </w:p>
+        </w:tc>
+        <w:tc>
+          <w:tcPr>
+            <w:tcW w:type="dxa" w:w="907"/>
+            <w:shd w:val="clear" w:color="auto" w:fill="EDEDED"/>
+            <w:tcBorders>
+              <w:bottom w:val="single" w:sz="6" w:space="0" w:color="000000"/>
+            </w:tcBorders>
+          </w:tcPr>
+          <w:p>
+            <w:pPr>
+              <w:spacing w:line="240" w:lineRule="auto" w:after="40" w:before="40"/>
+              <w:jc w:val="left"/>
+            </w:pPr>
+            <w:r>
+              <w:rPr>
+                <w:b/>
+                <w:i w:val="0"/>
+                <w:sz w:val="17"/>
+              </w:rPr>
+              <w:t>Level</w:t>
+            </w:r>
+          </w:p>
+        </w:tc>
+        <w:tc>
+          <w:tcPr>
+            <w:tcW w:type="dxa" w:w="5159"/>
+            <w:shd w:val="clear" w:color="auto" w:fill="EDEDED"/>
+            <w:tcBorders>
+              <w:bottom w:val="single" w:sz="6" w:space="0" w:color="000000"/>
+            </w:tcBorders>
+          </w:tcPr>
+          <w:p>
+            <w:pPr>
+              <w:spacing w:line="240" w:lineRule="auto" w:after="40" w:before="40"/>
+              <w:jc w:val="left"/>
+            </w:pPr>
+            <w:r>
+              <w:rPr>
+                <w:b/>
+                <w:i w:val="0"/>
+                <w:sz w:val="17"/>
+              </w:rPr>
+              <w:t>Reason shown</w:t>
+            </w:r>
+          </w:p>
+        </w:tc>
+      </w:tr>
+      <w:tr>
+        <w:trPr>
+          <w:cantSplit/>
+        </w:trPr>
+        <w:tc>
+          <w:tcPr>
+            <w:tcW w:type="dxa" w:w="2948"/>
+          </w:tcPr>
+          <w:p>
+            <w:pPr>
+              <w:spacing w:line="240" w:lineRule="auto" w:after="40" w:before="40"/>
+              <w:jc w:val="left"/>
+            </w:pPr>
+            <w:r>
+              <w:rPr>
+                <w:b w:val="0"/>
+                <w:i w:val="0"/>
+                <w:sz w:val="17"/>
+              </w:rPr>
+              <w:t>Consider evidence-informed weight management</w:t>
+            </w:r>
+          </w:p>
+        </w:tc>
+        <w:tc>
+          <w:tcPr>
+            <w:tcW w:type="dxa" w:w="907"/>
+          </w:tcPr>
+          <w:p>
+            <w:pPr>
+              <w:spacing w:line="240" w:lineRule="auto" w:after="40" w:before="40"/>
+              <w:jc w:val="left"/>
+            </w:pPr>
+            <w:r>
+              <w:rPr>
+                <w:b w:val="0"/>
+                <w:i w:val="0"/>
+                <w:sz w:val="17"/>
+              </w:rPr>
+              <w:t>High</w:t>
+            </w:r>
+          </w:p>
+        </w:tc>
+        <w:tc>
+          <w:tcPr>
+            <w:tcW w:type="dxa" w:w="5159"/>
+          </w:tcPr>
+          <w:p>
+            <w:pPr>
+              <w:spacing w:line="240" w:lineRule="auto" w:after="40" w:before="40"/>
+              <w:jc w:val="left"/>
+            </w:pPr>
+            <w:r>
+              <w:rPr>
+                <w:b w:val="0"/>
+                <w:i w:val="0"/>
+                <w:sz w:val="17"/>
+              </w:rPr>
+              <w:t>Probable moderate-to-severe steatosis (CAP ≥ 280 dB/m)</w:t>
+            </w:r>
+          </w:p>
+        </w:tc>
+      </w:tr>
+      <w:tr>
+        <w:trPr>
+          <w:cantSplit/>
+        </w:trPr>
+        <w:tc>
+          <w:tcPr>
+            <w:tcW w:type="dxa" w:w="2948"/>
+          </w:tcPr>
+          <w:p>
+            <w:pPr>
+              <w:spacing w:line="240" w:lineRule="auto" w:after="40" w:before="40"/>
+              <w:jc w:val="left"/>
+            </w:pPr>
+            <w:r>
+              <w:rPr>
+                <w:b w:val="0"/>
+                <w:i w:val="0"/>
+                <w:sz w:val="17"/>
+              </w:rPr>
+              <w:t>Consider overall dietary quality</w:t>
+            </w:r>
+          </w:p>
+        </w:tc>
+        <w:tc>
+          <w:tcPr>
+            <w:tcW w:type="dxa" w:w="907"/>
+          </w:tcPr>
+          <w:p>
+            <w:pPr>
+              <w:spacing w:line="240" w:lineRule="auto" w:after="40" w:before="40"/>
+              <w:jc w:val="left"/>
+            </w:pPr>
+            <w:r>
+              <w:rPr>
+                <w:b w:val="0"/>
+                <w:i w:val="0"/>
+                <w:sz w:val="17"/>
+              </w:rPr>
+              <w:t>High</w:t>
+            </w:r>
+          </w:p>
+        </w:tc>
+        <w:tc>
+          <w:tcPr>
+            <w:tcW w:type="dxa" w:w="5159"/>
+          </w:tcPr>
+          <w:p>
+            <w:pPr>
+              <w:spacing w:line="240" w:lineRule="auto" w:after="40" w:before="40"/>
+              <w:jc w:val="left"/>
+            </w:pPr>
+            <w:r>
+              <w:rPr>
+                <w:b w:val="0"/>
+                <w:i w:val="0"/>
+                <w:sz w:val="17"/>
+              </w:rPr>
+              <w:t>Probable moderate-to-severe steatosis (CAP ≥ 280 dB/m); kept: fibre 4.1 g per 1,000 kcal in the 24-hour recall misses the reference ≥ 14</w:t>
+            </w:r>
+          </w:p>
+        </w:tc>
+      </w:tr>
+      <w:tr>
+        <w:trPr>
+          <w:cantSplit/>
+        </w:trPr>
+        <w:tc>
+          <w:tcPr>
+            <w:tcW w:type="dxa" w:w="2948"/>
+          </w:tcPr>
+          <w:p>
+            <w:pPr>
+              <w:spacing w:line="240" w:lineRule="auto" w:after="40" w:before="40"/>
+              <w:jc w:val="left"/>
+            </w:pPr>
+            <w:r>
+              <w:rPr>
+                <w:b w:val="0"/>
+                <w:i w:val="0"/>
+                <w:sz w:val="17"/>
+              </w:rPr>
+              <w:t>Prefer recipes lower in saturated fat</w:t>
+            </w:r>
+          </w:p>
+        </w:tc>
+        <w:tc>
+          <w:tcPr>
+            <w:tcW w:type="dxa" w:w="907"/>
+          </w:tcPr>
+          <w:p>
+            <w:pPr>
+              <w:spacing w:line="240" w:lineRule="auto" w:after="40" w:before="40"/>
+              <w:jc w:val="left"/>
+            </w:pPr>
+            <w:r>
+              <w:rPr>
+                <w:b w:val="0"/>
+                <w:i w:val="0"/>
+                <w:sz w:val="17"/>
+              </w:rPr>
+              <w:t>High</w:t>
+            </w:r>
+          </w:p>
+        </w:tc>
+        <w:tc>
+          <w:tcPr>
+            <w:tcW w:type="dxa" w:w="5159"/>
+          </w:tcPr>
+          <w:p>
+            <w:pPr>
+              <w:spacing w:line="240" w:lineRule="auto" w:after="40" w:before="40"/>
+              <w:jc w:val="left"/>
+            </w:pPr>
+            <w:r>
+              <w:rPr>
+                <w:b w:val="0"/>
+                <w:i w:val="0"/>
+                <w:sz w:val="17"/>
+              </w:rPr>
+              <w:t>Raised triglycerides or low HDL; kept: saturated fat 11.7% of energy in the 24-hour recall misses the reference ≤ 10</w:t>
+            </w:r>
+          </w:p>
+        </w:tc>
+      </w:tr>
+      <w:tr>
+        <w:trPr>
+          <w:cantSplit/>
+        </w:trPr>
+        <w:tc>
+          <w:tcPr>
+            <w:tcW w:type="dxa" w:w="2948"/>
+          </w:tcPr>
+          <w:p>
+            <w:pPr>
+              <w:spacing w:line="240" w:lineRule="auto" w:after="40" w:before="40"/>
+              <w:jc w:val="left"/>
+            </w:pPr>
+            <w:r>
+              <w:rPr>
+                <w:b w:val="0"/>
+                <w:i w:val="0"/>
+                <w:sz w:val="17"/>
+              </w:rPr>
+              <w:t>Prefer recipes lower in added sugars</w:t>
+            </w:r>
+          </w:p>
+        </w:tc>
+        <w:tc>
+          <w:tcPr>
+            <w:tcW w:type="dxa" w:w="907"/>
+          </w:tcPr>
+          <w:p>
+            <w:pPr>
+              <w:spacing w:line="240" w:lineRule="auto" w:after="40" w:before="40"/>
+              <w:jc w:val="left"/>
+            </w:pPr>
+            <w:r>
+              <w:rPr>
+                <w:b w:val="0"/>
+                <w:i w:val="0"/>
+                <w:sz w:val="17"/>
+              </w:rPr>
+              <w:t>High</w:t>
+            </w:r>
+          </w:p>
+        </w:tc>
+        <w:tc>
+          <w:tcPr>
+            <w:tcW w:type="dxa" w:w="5159"/>
+          </w:tcPr>
+          <w:p>
+            <w:pPr>
+              <w:spacing w:line="240" w:lineRule="auto" w:after="40" w:before="40"/>
+              <w:jc w:val="left"/>
+            </w:pPr>
+            <w:r>
+              <w:rPr>
+                <w:b w:val="0"/>
+                <w:i w:val="0"/>
+                <w:sz w:val="17"/>
+              </w:rPr>
+              <w:t>Excess weight, where surplus energy from sugar matters most; raised: added sugars 14.9% of energy in the 24-hour recall misses the reference ≤ 10</w:t>
+            </w:r>
+          </w:p>
+        </w:tc>
+      </w:tr>
+    </w:tbl>
+    <w:p>
+      <w:pPr>
+        <w:spacing w:after="40"/>
+      </w:pPr>
+    </w:p>
+    <w:p>
+      <w:r>
+        <w:rPr>
+          <w:b w:val="0"/>
+          <w:i w:val="0"/>
+        </w:rPr>
+        <w:t>With Asian cuisine requested, 9,844 candidate meals are scored, 565 meet every reference value and 264 are held for data review.</w:t>
+      </w:r>
+    </w:p>
+    <w:p>
+      <w:pPr>
+        <w:pStyle w:val="Caption"/>
+      </w:pPr>
+      <w:r>
+        <w:rPr>
+          <w:b/>
+        </w:rPr>
+        <w:t xml:space="preserve">Table B.11. </w:t>
       </w:r>
       <w:r>
         <w:t>Top three recommendations for participant 109349 (Asian cuisine requested).</w:t>
@@ -5144,7 +7674,7 @@
                 <w:i w:val="0"/>
                 <w:sz w:val="18"/>
               </w:rPr>
-              <w:t>96.3</w:t>
+              <w:t>83.7</w:t>
             </w:r>
           </w:p>
         </w:tc>
@@ -5187,7 +7717,7 @@
                 <w:i w:val="0"/>
                 <w:sz w:val="18"/>
               </w:rPr>
-              <w:t>Hummus Without Tahini</w:t>
+              <w:t>Spicy Chickpeas</w:t>
             </w:r>
           </w:p>
         </w:tc>
@@ -5206,7 +7736,7 @@
                 <w:i w:val="0"/>
                 <w:sz w:val="18"/>
               </w:rPr>
-              <w:t>335</w:t>
+              <w:t>271</w:t>
             </w:r>
           </w:p>
         </w:tc>
@@ -5225,7 +7755,7 @@
                 <w:i w:val="0"/>
                 <w:sz w:val="18"/>
               </w:rPr>
-              <w:t>7.3</w:t>
+              <w:t>3.0</w:t>
             </w:r>
           </w:p>
         </w:tc>
@@ -5244,7 +7774,7 @@
                 <w:i w:val="0"/>
                 <w:sz w:val="18"/>
               </w:rPr>
-              <w:t>0.6</w:t>
+              <w:t>3.4</w:t>
             </w:r>
           </w:p>
         </w:tc>
@@ -5263,7 +7793,7 @@
                 <w:i w:val="0"/>
                 <w:sz w:val="18"/>
               </w:rPr>
-              <w:t>20.3</w:t>
+              <w:t>31.7</w:t>
             </w:r>
           </w:p>
         </w:tc>
@@ -5282,7 +7812,7 @@
                 <w:i w:val="0"/>
                 <w:sz w:val="18"/>
               </w:rPr>
-              <w:t>95.5</w:t>
+              <w:t>83.5</w:t>
             </w:r>
           </w:p>
         </w:tc>
@@ -5325,7 +7855,7 @@
                 <w:i w:val="0"/>
                 <w:sz w:val="18"/>
               </w:rPr>
-              <w:t>Creamy Chickpea Salad</w:t>
+              <w:t>Potatoes With Indian Spices</w:t>
             </w:r>
           </w:p>
         </w:tc>
@@ -5344,7 +7874,7 @@
                 <w:i w:val="0"/>
                 <w:sz w:val="18"/>
               </w:rPr>
-              <w:t>207</w:t>
+              <w:t>209</w:t>
             </w:r>
           </w:p>
         </w:tc>
@@ -5363,7 +7893,7 @@
                 <w:i w:val="0"/>
                 <w:sz w:val="18"/>
               </w:rPr>
-              <w:t>7.4</w:t>
+              <w:t>2.2</w:t>
             </w:r>
           </w:p>
         </w:tc>
@@ -5382,7 +7912,7 @@
                 <w:i w:val="0"/>
                 <w:sz w:val="18"/>
               </w:rPr>
-              <w:t>3.7</w:t>
+              <w:t>3.4</w:t>
             </w:r>
           </w:p>
         </w:tc>
@@ -5401,7 +7931,7 @@
                 <w:i w:val="0"/>
                 <w:sz w:val="18"/>
               </w:rPr>
-              <w:t>20.3</w:t>
+              <w:t>25.4</w:t>
             </w:r>
           </w:p>
         </w:tc>
@@ -5420,7 +7950,7 @@
                 <w:i w:val="0"/>
                 <w:sz w:val="18"/>
               </w:rPr>
-              <w:t>95.4</w:t>
+              <w:t>83.0</w:t>
             </w:r>
           </w:p>
         </w:tc>
@@ -5433,10 +7963,1155 @@
     </w:p>
     <w:p>
       <w:pPr>
+        <w:pStyle w:val="Caption"/>
+      </w:pPr>
+      <w:r>
+        <w:rPr>
+          <w:b/>
+        </w:rPr>
+        <w:t xml:space="preserve">Table B.12. </w:t>
+      </w:r>
+      <w:r>
+        <w:t>Scenarios for participant 109349 (European cuisine): usual diet against each scenario.</w:t>
+      </w:r>
+    </w:p>
+    <w:tbl>
+      <w:tblPr>
+        <w:tblW w:type="auto" w:w="0"/>
+        <w:jc w:val="center"/>
+        <w:tblLayout w:type="fixed"/>
+        <w:tblLook w:firstColumn="1" w:firstRow="1" w:lastColumn="0" w:lastRow="0" w:noHBand="0" w:noVBand="1" w:val="04A0"/>
+        <w:tblBorders>
+          <w:top w:val="single" w:sz="12" w:space="0" w:color="000000"/>
+          <w:bottom w:val="single" w:sz="12" w:space="0" w:color="000000"/>
+        </w:tblBorders>
+        <w:tblLayout w:type="fixed"/>
+      </w:tblPr>
+      <w:tblGrid>
+        <w:gridCol w:w="1504"/>
+        <w:gridCol w:w="1504"/>
+        <w:gridCol w:w="1504"/>
+        <w:gridCol w:w="1504"/>
+        <w:gridCol w:w="1504"/>
+        <w:gridCol w:w="1504"/>
+      </w:tblGrid>
+      <w:tr>
+        <w:trPr>
+          <w:tblHeader/>
+          <w:cantSplit/>
+        </w:trPr>
+        <w:tc>
+          <w:tcPr>
+            <w:tcW w:type="dxa" w:w="1134"/>
+            <w:shd w:val="clear" w:color="auto" w:fill="EDEDED"/>
+            <w:tcBorders>
+              <w:bottom w:val="single" w:sz="6" w:space="0" w:color="000000"/>
+            </w:tcBorders>
+          </w:tcPr>
+          <w:p>
+            <w:pPr>
+              <w:spacing w:line="240" w:lineRule="auto" w:after="40" w:before="40"/>
+              <w:jc w:val="left"/>
+            </w:pPr>
+            <w:r>
+              <w:rPr>
+                <w:b/>
+                <w:i w:val="0"/>
+                <w:sz w:val="18"/>
+              </w:rPr>
+              <w:t>Scenario</w:t>
+            </w:r>
+          </w:p>
+        </w:tc>
+        <w:tc>
+          <w:tcPr>
+            <w:tcW w:type="dxa" w:w="2608"/>
+            <w:shd w:val="clear" w:color="auto" w:fill="EDEDED"/>
+            <w:tcBorders>
+              <w:bottom w:val="single" w:sz="6" w:space="0" w:color="000000"/>
+            </w:tcBorders>
+          </w:tcPr>
+          <w:p>
+            <w:pPr>
+              <w:spacing w:line="240" w:lineRule="auto" w:after="40" w:before="40"/>
+              <w:jc w:val="left"/>
+            </w:pPr>
+            <w:r>
+              <w:rPr>
+                <w:b/>
+                <w:i w:val="0"/>
+                <w:sz w:val="18"/>
+              </w:rPr>
+              <w:t>Criterion</w:t>
+            </w:r>
+          </w:p>
+        </w:tc>
+        <w:tc>
+          <w:tcPr>
+            <w:tcW w:type="dxa" w:w="907"/>
+            <w:shd w:val="clear" w:color="auto" w:fill="EDEDED"/>
+            <w:tcBorders>
+              <w:bottom w:val="single" w:sz="6" w:space="0" w:color="000000"/>
+            </w:tcBorders>
+          </w:tcPr>
+          <w:p>
+            <w:pPr>
+              <w:spacing w:line="240" w:lineRule="auto" w:after="40" w:before="40"/>
+              <w:jc w:val="right"/>
+            </w:pPr>
+            <w:r>
+              <w:rPr>
+                <w:b/>
+                <w:i w:val="0"/>
+                <w:sz w:val="18"/>
+              </w:rPr>
+              <w:t>Usual</w:t>
+            </w:r>
+          </w:p>
+        </w:tc>
+        <w:tc>
+          <w:tcPr>
+            <w:tcW w:type="dxa" w:w="1020"/>
+            <w:shd w:val="clear" w:color="auto" w:fill="EDEDED"/>
+            <w:tcBorders>
+              <w:bottom w:val="single" w:sz="6" w:space="0" w:color="000000"/>
+            </w:tcBorders>
+          </w:tcPr>
+          <w:p>
+            <w:pPr>
+              <w:spacing w:line="240" w:lineRule="auto" w:after="40" w:before="40"/>
+              <w:jc w:val="right"/>
+            </w:pPr>
+            <w:r>
+              <w:rPr>
+                <w:b/>
+                <w:i w:val="0"/>
+                <w:sz w:val="18"/>
+              </w:rPr>
+              <w:t>Scenario</w:t>
+            </w:r>
+          </w:p>
+        </w:tc>
+        <w:tc>
+          <w:tcPr>
+            <w:tcW w:type="dxa" w:w="1701"/>
+            <w:shd w:val="clear" w:color="auto" w:fill="EDEDED"/>
+            <w:tcBorders>
+              <w:bottom w:val="single" w:sz="6" w:space="0" w:color="000000"/>
+            </w:tcBorders>
+          </w:tcPr>
+          <w:p>
+            <w:pPr>
+              <w:spacing w:line="240" w:lineRule="auto" w:after="40" w:before="40"/>
+              <w:jc w:val="left"/>
+            </w:pPr>
+            <w:r>
+              <w:rPr>
+                <w:b/>
+                <w:i w:val="0"/>
+                <w:sz w:val="18"/>
+              </w:rPr>
+              <w:t>Direction</w:t>
+            </w:r>
+          </w:p>
+        </w:tc>
+        <w:tc>
+          <w:tcPr>
+            <w:tcW w:type="dxa" w:w="1701"/>
+            <w:shd w:val="clear" w:color="auto" w:fill="EDEDED"/>
+            <w:tcBorders>
+              <w:bottom w:val="single" w:sz="6" w:space="0" w:color="000000"/>
+            </w:tcBorders>
+          </w:tcPr>
+          <w:p>
+            <w:pPr>
+              <w:spacing w:line="240" w:lineRule="auto" w:after="40" w:before="40"/>
+              <w:jc w:val="left"/>
+            </w:pPr>
+            <w:r>
+              <w:rPr>
+                <w:b/>
+                <w:i w:val="0"/>
+                <w:sz w:val="18"/>
+              </w:rPr>
+              <w:t>Evidence</w:t>
+            </w:r>
+          </w:p>
+        </w:tc>
+      </w:tr>
+      <w:tr>
+        <w:trPr>
+          <w:cantSplit/>
+        </w:trPr>
+        <w:tc>
+          <w:tcPr>
+            <w:tcW w:type="dxa" w:w="1134"/>
+          </w:tcPr>
+          <w:p>
+            <w:pPr>
+              <w:spacing w:line="240" w:lineRule="auto" w:after="40" w:before="40"/>
+              <w:jc w:val="left"/>
+            </w:pPr>
+            <w:r>
+              <w:rPr>
+                <w:b w:val="0"/>
+                <w:i w:val="0"/>
+                <w:sz w:val="18"/>
+              </w:rPr>
+              <w:t>Scenario A</w:t>
+            </w:r>
+          </w:p>
+        </w:tc>
+        <w:tc>
+          <w:tcPr>
+            <w:tcW w:type="dxa" w:w="2608"/>
+          </w:tcPr>
+          <w:p>
+            <w:pPr>
+              <w:spacing w:line="240" w:lineRule="auto" w:after="40" w:before="40"/>
+              <w:jc w:val="left"/>
+            </w:pPr>
+            <w:r>
+              <w:rPr>
+                <w:b w:val="0"/>
+                <w:i w:val="0"/>
+                <w:sz w:val="18"/>
+              </w:rPr>
+              <w:t>Energy per serving (kcal)</w:t>
+            </w:r>
+          </w:p>
+        </w:tc>
+        <w:tc>
+          <w:tcPr>
+            <w:tcW w:type="dxa" w:w="907"/>
+          </w:tcPr>
+          <w:p>
+            <w:pPr>
+              <w:spacing w:line="240" w:lineRule="auto" w:after="40" w:before="40"/>
+              <w:jc w:val="right"/>
+            </w:pPr>
+            <w:r>
+              <w:rPr>
+                <w:b w:val="0"/>
+                <w:i w:val="0"/>
+                <w:sz w:val="18"/>
+              </w:rPr>
+              <w:t>631.7</w:t>
+            </w:r>
+          </w:p>
+        </w:tc>
+        <w:tc>
+          <w:tcPr>
+            <w:tcW w:type="dxa" w:w="1020"/>
+          </w:tcPr>
+          <w:p>
+            <w:pPr>
+              <w:spacing w:line="240" w:lineRule="auto" w:after="40" w:before="40"/>
+              <w:jc w:val="right"/>
+            </w:pPr>
+            <w:r>
+              <w:rPr>
+                <w:b w:val="0"/>
+                <w:i w:val="0"/>
+                <w:sz w:val="18"/>
+              </w:rPr>
+              <w:t>318.9</w:t>
+            </w:r>
+          </w:p>
+        </w:tc>
+        <w:tc>
+          <w:tcPr>
+            <w:tcW w:type="dxa" w:w="1701"/>
+          </w:tcPr>
+          <w:p>
+            <w:pPr>
+              <w:spacing w:line="240" w:lineRule="auto" w:after="40" w:before="40"/>
+              <w:jc w:val="left"/>
+            </w:pPr>
+            <w:r>
+              <w:rPr>
+                <w:b w:val="0"/>
+                <w:i w:val="0"/>
+                <w:sz w:val="18"/>
+              </w:rPr>
+              <w:t>improves</w:t>
+            </w:r>
+          </w:p>
+        </w:tc>
+        <w:tc>
+          <w:tcPr>
+            <w:tcW w:type="dxa" w:w="1701"/>
+          </w:tcPr>
+          <w:p>
+            <w:pPr>
+              <w:spacing w:line="240" w:lineRule="auto" w:after="40" w:before="40"/>
+              <w:jc w:val="left"/>
+            </w:pPr>
+            <w:r>
+              <w:rPr>
+                <w:b w:val="0"/>
+                <w:i w:val="0"/>
+                <w:sz w:val="18"/>
+              </w:rPr>
+              <w:t>MODERATE</w:t>
+            </w:r>
+          </w:p>
+        </w:tc>
+      </w:tr>
+      <w:tr>
+        <w:trPr>
+          <w:cantSplit/>
+        </w:trPr>
+        <w:tc>
+          <w:tcPr>
+            <w:tcW w:type="dxa" w:w="1134"/>
+          </w:tcPr>
+          <w:p>
+            <w:pPr>
+              <w:spacing w:line="240" w:lineRule="auto" w:after="40" w:before="40"/>
+              <w:jc w:val="left"/>
+            </w:pPr>
+            <w:r>
+              <w:rPr>
+                <w:b w:val="0"/>
+                <w:i w:val="0"/>
+                <w:sz w:val="18"/>
+              </w:rPr>
+              <w:t>Scenario A</w:t>
+            </w:r>
+          </w:p>
+        </w:tc>
+        <w:tc>
+          <w:tcPr>
+            <w:tcW w:type="dxa" w:w="2608"/>
+          </w:tcPr>
+          <w:p>
+            <w:pPr>
+              <w:spacing w:line="240" w:lineRule="auto" w:after="40" w:before="40"/>
+              <w:jc w:val="left"/>
+            </w:pPr>
+            <w:r>
+              <w:rPr>
+                <w:b w:val="0"/>
+                <w:i w:val="0"/>
+                <w:sz w:val="18"/>
+              </w:rPr>
+              <w:t>Fibre (g per 1,000 kcal)</w:t>
+            </w:r>
+          </w:p>
+        </w:tc>
+        <w:tc>
+          <w:tcPr>
+            <w:tcW w:type="dxa" w:w="907"/>
+          </w:tcPr>
+          <w:p>
+            <w:pPr>
+              <w:spacing w:line="240" w:lineRule="auto" w:after="40" w:before="40"/>
+              <w:jc w:val="right"/>
+            </w:pPr>
+            <w:r>
+              <w:rPr>
+                <w:b w:val="0"/>
+                <w:i w:val="0"/>
+                <w:sz w:val="18"/>
+              </w:rPr>
+              <w:t>4.1</w:t>
+            </w:r>
+          </w:p>
+        </w:tc>
+        <w:tc>
+          <w:tcPr>
+            <w:tcW w:type="dxa" w:w="1020"/>
+          </w:tcPr>
+          <w:p>
+            <w:pPr>
+              <w:spacing w:line="240" w:lineRule="auto" w:after="40" w:before="40"/>
+              <w:jc w:val="right"/>
+            </w:pPr>
+            <w:r>
+              <w:rPr>
+                <w:b w:val="0"/>
+                <w:i w:val="0"/>
+                <w:sz w:val="18"/>
+              </w:rPr>
+              <w:t>39.6</w:t>
+            </w:r>
+          </w:p>
+        </w:tc>
+        <w:tc>
+          <w:tcPr>
+            <w:tcW w:type="dxa" w:w="1701"/>
+          </w:tcPr>
+          <w:p>
+            <w:pPr>
+              <w:spacing w:line="240" w:lineRule="auto" w:after="40" w:before="40"/>
+              <w:jc w:val="left"/>
+            </w:pPr>
+            <w:r>
+              <w:rPr>
+                <w:b w:val="0"/>
+                <w:i w:val="0"/>
+                <w:sz w:val="18"/>
+              </w:rPr>
+              <w:t>improves</w:t>
+            </w:r>
+          </w:p>
+        </w:tc>
+        <w:tc>
+          <w:tcPr>
+            <w:tcW w:type="dxa" w:w="1701"/>
+          </w:tcPr>
+          <w:p>
+            <w:pPr>
+              <w:spacing w:line="240" w:lineRule="auto" w:after="40" w:before="40"/>
+              <w:jc w:val="left"/>
+            </w:pPr>
+            <w:r>
+              <w:rPr>
+                <w:b w:val="0"/>
+                <w:i w:val="0"/>
+                <w:sz w:val="18"/>
+              </w:rPr>
+              <w:t>MODERATE</w:t>
+            </w:r>
+          </w:p>
+        </w:tc>
+      </w:tr>
+      <w:tr>
+        <w:trPr>
+          <w:cantSplit/>
+        </w:trPr>
+        <w:tc>
+          <w:tcPr>
+            <w:tcW w:type="dxa" w:w="1134"/>
+          </w:tcPr>
+          <w:p>
+            <w:pPr>
+              <w:spacing w:line="240" w:lineRule="auto" w:after="40" w:before="40"/>
+              <w:jc w:val="left"/>
+            </w:pPr>
+            <w:r>
+              <w:rPr>
+                <w:b w:val="0"/>
+                <w:i w:val="0"/>
+                <w:sz w:val="18"/>
+              </w:rPr>
+              <w:t>Scenario A</w:t>
+            </w:r>
+          </w:p>
+        </w:tc>
+        <w:tc>
+          <w:tcPr>
+            <w:tcW w:type="dxa" w:w="2608"/>
+          </w:tcPr>
+          <w:p>
+            <w:pPr>
+              <w:spacing w:line="240" w:lineRule="auto" w:after="40" w:before="40"/>
+              <w:jc w:val="left"/>
+            </w:pPr>
+            <w:r>
+              <w:rPr>
+                <w:b w:val="0"/>
+                <w:i w:val="0"/>
+                <w:sz w:val="18"/>
+              </w:rPr>
+              <w:t>Saturated fat (% of energy)</w:t>
+            </w:r>
+          </w:p>
+        </w:tc>
+        <w:tc>
+          <w:tcPr>
+            <w:tcW w:type="dxa" w:w="907"/>
+          </w:tcPr>
+          <w:p>
+            <w:pPr>
+              <w:spacing w:line="240" w:lineRule="auto" w:after="40" w:before="40"/>
+              <w:jc w:val="right"/>
+            </w:pPr>
+            <w:r>
+              <w:rPr>
+                <w:b w:val="0"/>
+                <w:i w:val="0"/>
+                <w:sz w:val="18"/>
+              </w:rPr>
+              <w:t>11.7</w:t>
+            </w:r>
+          </w:p>
+        </w:tc>
+        <w:tc>
+          <w:tcPr>
+            <w:tcW w:type="dxa" w:w="1020"/>
+          </w:tcPr>
+          <w:p>
+            <w:pPr>
+              <w:spacing w:line="240" w:lineRule="auto" w:after="40" w:before="40"/>
+              <w:jc w:val="right"/>
+            </w:pPr>
+            <w:r>
+              <w:rPr>
+                <w:b w:val="0"/>
+                <w:i w:val="0"/>
+                <w:sz w:val="18"/>
+              </w:rPr>
+              <w:t>1.9</w:t>
+            </w:r>
+          </w:p>
+        </w:tc>
+        <w:tc>
+          <w:tcPr>
+            <w:tcW w:type="dxa" w:w="1701"/>
+          </w:tcPr>
+          <w:p>
+            <w:pPr>
+              <w:spacing w:line="240" w:lineRule="auto" w:after="40" w:before="40"/>
+              <w:jc w:val="left"/>
+            </w:pPr>
+            <w:r>
+              <w:rPr>
+                <w:b w:val="0"/>
+                <w:i w:val="0"/>
+                <w:sz w:val="18"/>
+              </w:rPr>
+              <w:t>improves</w:t>
+            </w:r>
+          </w:p>
+        </w:tc>
+        <w:tc>
+          <w:tcPr>
+            <w:tcW w:type="dxa" w:w="1701"/>
+          </w:tcPr>
+          <w:p>
+            <w:pPr>
+              <w:spacing w:line="240" w:lineRule="auto" w:after="40" w:before="40"/>
+              <w:jc w:val="left"/>
+            </w:pPr>
+            <w:r>
+              <w:rPr>
+                <w:b w:val="0"/>
+                <w:i w:val="0"/>
+                <w:sz w:val="18"/>
+              </w:rPr>
+              <w:t>MODERATE</w:t>
+            </w:r>
+          </w:p>
+        </w:tc>
+      </w:tr>
+      <w:tr>
+        <w:trPr>
+          <w:cantSplit/>
+        </w:trPr>
+        <w:tc>
+          <w:tcPr>
+            <w:tcW w:type="dxa" w:w="1134"/>
+          </w:tcPr>
+          <w:p>
+            <w:pPr>
+              <w:spacing w:line="240" w:lineRule="auto" w:after="40" w:before="40"/>
+              <w:jc w:val="left"/>
+            </w:pPr>
+            <w:r>
+              <w:rPr>
+                <w:b w:val="0"/>
+                <w:i w:val="0"/>
+                <w:sz w:val="18"/>
+              </w:rPr>
+              <w:t>Scenario A</w:t>
+            </w:r>
+          </w:p>
+        </w:tc>
+        <w:tc>
+          <w:tcPr>
+            <w:tcW w:type="dxa" w:w="2608"/>
+          </w:tcPr>
+          <w:p>
+            <w:pPr>
+              <w:spacing w:line="240" w:lineRule="auto" w:after="40" w:before="40"/>
+              <w:jc w:val="left"/>
+            </w:pPr>
+            <w:r>
+              <w:rPr>
+                <w:b w:val="0"/>
+                <w:i w:val="0"/>
+                <w:sz w:val="18"/>
+              </w:rPr>
+              <w:t>Total sugars (% of energy)</w:t>
+            </w:r>
+          </w:p>
+        </w:tc>
+        <w:tc>
+          <w:tcPr>
+            <w:tcW w:type="dxa" w:w="907"/>
+          </w:tcPr>
+          <w:p>
+            <w:pPr>
+              <w:spacing w:line="240" w:lineRule="auto" w:after="40" w:before="40"/>
+              <w:jc w:val="right"/>
+            </w:pPr>
+            <w:r>
+              <w:rPr>
+                <w:b w:val="0"/>
+                <w:i w:val="0"/>
+                <w:sz w:val="18"/>
+              </w:rPr>
+              <w:t>20.8</w:t>
+            </w:r>
+          </w:p>
+        </w:tc>
+        <w:tc>
+          <w:tcPr>
+            <w:tcW w:type="dxa" w:w="1020"/>
+          </w:tcPr>
+          <w:p>
+            <w:pPr>
+              <w:spacing w:line="240" w:lineRule="auto" w:after="40" w:before="40"/>
+              <w:jc w:val="right"/>
+            </w:pPr>
+            <w:r>
+              <w:rPr>
+                <w:b w:val="0"/>
+                <w:i w:val="0"/>
+                <w:sz w:val="18"/>
+              </w:rPr>
+              <w:t>0.3</w:t>
+            </w:r>
+          </w:p>
+        </w:tc>
+        <w:tc>
+          <w:tcPr>
+            <w:tcW w:type="dxa" w:w="1701"/>
+          </w:tcPr>
+          <w:p>
+            <w:pPr>
+              <w:spacing w:line="240" w:lineRule="auto" w:after="40" w:before="40"/>
+              <w:jc w:val="left"/>
+            </w:pPr>
+            <w:r>
+              <w:rPr>
+                <w:b w:val="0"/>
+                <w:i w:val="0"/>
+                <w:sz w:val="18"/>
+              </w:rPr>
+              <w:t>improves</w:t>
+            </w:r>
+          </w:p>
+        </w:tc>
+        <w:tc>
+          <w:tcPr>
+            <w:tcW w:type="dxa" w:w="1701"/>
+          </w:tcPr>
+          <w:p>
+            <w:pPr>
+              <w:spacing w:line="240" w:lineRule="auto" w:after="40" w:before="40"/>
+              <w:jc w:val="left"/>
+            </w:pPr>
+            <w:r>
+              <w:rPr>
+                <w:b w:val="0"/>
+                <w:i w:val="0"/>
+                <w:sz w:val="18"/>
+              </w:rPr>
+              <w:t>MODERATE</w:t>
+            </w:r>
+          </w:p>
+        </w:tc>
+      </w:tr>
+      <w:tr>
+        <w:trPr>
+          <w:cantSplit/>
+        </w:trPr>
+        <w:tc>
+          <w:tcPr>
+            <w:tcW w:type="dxa" w:w="1134"/>
+          </w:tcPr>
+          <w:p>
+            <w:pPr>
+              <w:spacing w:line="240" w:lineRule="auto" w:after="40" w:before="40"/>
+              <w:jc w:val="left"/>
+            </w:pPr>
+            <w:r>
+              <w:rPr>
+                <w:b w:val="0"/>
+                <w:i w:val="0"/>
+                <w:sz w:val="18"/>
+              </w:rPr>
+              <w:t>Scenario B</w:t>
+            </w:r>
+          </w:p>
+        </w:tc>
+        <w:tc>
+          <w:tcPr>
+            <w:tcW w:type="dxa" w:w="2608"/>
+          </w:tcPr>
+          <w:p>
+            <w:pPr>
+              <w:spacing w:line="240" w:lineRule="auto" w:after="40" w:before="40"/>
+              <w:jc w:val="left"/>
+            </w:pPr>
+            <w:r>
+              <w:rPr>
+                <w:b w:val="0"/>
+                <w:i w:val="0"/>
+                <w:sz w:val="18"/>
+              </w:rPr>
+              <w:t>Energy per serving (kcal)</w:t>
+            </w:r>
+          </w:p>
+        </w:tc>
+        <w:tc>
+          <w:tcPr>
+            <w:tcW w:type="dxa" w:w="907"/>
+          </w:tcPr>
+          <w:p>
+            <w:pPr>
+              <w:spacing w:line="240" w:lineRule="auto" w:after="40" w:before="40"/>
+              <w:jc w:val="right"/>
+            </w:pPr>
+            <w:r>
+              <w:rPr>
+                <w:b w:val="0"/>
+                <w:i w:val="0"/>
+                <w:sz w:val="18"/>
+              </w:rPr>
+              <w:t>631.7</w:t>
+            </w:r>
+          </w:p>
+        </w:tc>
+        <w:tc>
+          <w:tcPr>
+            <w:tcW w:type="dxa" w:w="1020"/>
+          </w:tcPr>
+          <w:p>
+            <w:pPr>
+              <w:spacing w:line="240" w:lineRule="auto" w:after="40" w:before="40"/>
+              <w:jc w:val="right"/>
+            </w:pPr>
+            <w:r>
+              <w:rPr>
+                <w:b w:val="0"/>
+                <w:i w:val="0"/>
+                <w:sz w:val="18"/>
+              </w:rPr>
+              <w:t>551.7</w:t>
+            </w:r>
+          </w:p>
+        </w:tc>
+        <w:tc>
+          <w:tcPr>
+            <w:tcW w:type="dxa" w:w="1701"/>
+          </w:tcPr>
+          <w:p>
+            <w:pPr>
+              <w:spacing w:line="240" w:lineRule="auto" w:after="40" w:before="40"/>
+              <w:jc w:val="left"/>
+            </w:pPr>
+            <w:r>
+              <w:rPr>
+                <w:b w:val="0"/>
+                <w:i w:val="0"/>
+                <w:sz w:val="18"/>
+              </w:rPr>
+              <w:t>improves</w:t>
+            </w:r>
+          </w:p>
+        </w:tc>
+        <w:tc>
+          <w:tcPr>
+            <w:tcW w:type="dxa" w:w="1701"/>
+          </w:tcPr>
+          <w:p>
+            <w:pPr>
+              <w:spacing w:line="240" w:lineRule="auto" w:after="40" w:before="40"/>
+              <w:jc w:val="left"/>
+            </w:pPr>
+            <w:r>
+              <w:rPr>
+                <w:b w:val="0"/>
+                <w:i w:val="0"/>
+                <w:sz w:val="18"/>
+              </w:rPr>
+              <w:t>MODERATE</w:t>
+            </w:r>
+          </w:p>
+        </w:tc>
+      </w:tr>
+      <w:tr>
+        <w:trPr>
+          <w:cantSplit/>
+        </w:trPr>
+        <w:tc>
+          <w:tcPr>
+            <w:tcW w:type="dxa" w:w="1134"/>
+          </w:tcPr>
+          <w:p>
+            <w:pPr>
+              <w:spacing w:line="240" w:lineRule="auto" w:after="40" w:before="40"/>
+              <w:jc w:val="left"/>
+            </w:pPr>
+            <w:r>
+              <w:rPr>
+                <w:b w:val="0"/>
+                <w:i w:val="0"/>
+                <w:sz w:val="18"/>
+              </w:rPr>
+              <w:t>Scenario B</w:t>
+            </w:r>
+          </w:p>
+        </w:tc>
+        <w:tc>
+          <w:tcPr>
+            <w:tcW w:type="dxa" w:w="2608"/>
+          </w:tcPr>
+          <w:p>
+            <w:pPr>
+              <w:spacing w:line="240" w:lineRule="auto" w:after="40" w:before="40"/>
+              <w:jc w:val="left"/>
+            </w:pPr>
+            <w:r>
+              <w:rPr>
+                <w:b w:val="0"/>
+                <w:i w:val="0"/>
+                <w:sz w:val="18"/>
+              </w:rPr>
+              <w:t>Fibre (g per 1,000 kcal)</w:t>
+            </w:r>
+          </w:p>
+        </w:tc>
+        <w:tc>
+          <w:tcPr>
+            <w:tcW w:type="dxa" w:w="907"/>
+          </w:tcPr>
+          <w:p>
+            <w:pPr>
+              <w:spacing w:line="240" w:lineRule="auto" w:after="40" w:before="40"/>
+              <w:jc w:val="right"/>
+            </w:pPr>
+            <w:r>
+              <w:rPr>
+                <w:b w:val="0"/>
+                <w:i w:val="0"/>
+                <w:sz w:val="18"/>
+              </w:rPr>
+              <w:t>4.1</w:t>
+            </w:r>
+          </w:p>
+        </w:tc>
+        <w:tc>
+          <w:tcPr>
+            <w:tcW w:type="dxa" w:w="1020"/>
+          </w:tcPr>
+          <w:p>
+            <w:pPr>
+              <w:spacing w:line="240" w:lineRule="auto" w:after="40" w:before="40"/>
+              <w:jc w:val="right"/>
+            </w:pPr>
+            <w:r>
+              <w:rPr>
+                <w:b w:val="0"/>
+                <w:i w:val="0"/>
+                <w:sz w:val="18"/>
+              </w:rPr>
+              <w:t>15.9</w:t>
+            </w:r>
+          </w:p>
+        </w:tc>
+        <w:tc>
+          <w:tcPr>
+            <w:tcW w:type="dxa" w:w="1701"/>
+          </w:tcPr>
+          <w:p>
+            <w:pPr>
+              <w:spacing w:line="240" w:lineRule="auto" w:after="40" w:before="40"/>
+              <w:jc w:val="left"/>
+            </w:pPr>
+            <w:r>
+              <w:rPr>
+                <w:b w:val="0"/>
+                <w:i w:val="0"/>
+                <w:sz w:val="18"/>
+              </w:rPr>
+              <w:t>improves</w:t>
+            </w:r>
+          </w:p>
+        </w:tc>
+        <w:tc>
+          <w:tcPr>
+            <w:tcW w:type="dxa" w:w="1701"/>
+          </w:tcPr>
+          <w:p>
+            <w:pPr>
+              <w:spacing w:line="240" w:lineRule="auto" w:after="40" w:before="40"/>
+              <w:jc w:val="left"/>
+            </w:pPr>
+            <w:r>
+              <w:rPr>
+                <w:b w:val="0"/>
+                <w:i w:val="0"/>
+                <w:sz w:val="18"/>
+              </w:rPr>
+              <w:t>MODERATE</w:t>
+            </w:r>
+          </w:p>
+        </w:tc>
+      </w:tr>
+      <w:tr>
+        <w:trPr>
+          <w:cantSplit/>
+        </w:trPr>
+        <w:tc>
+          <w:tcPr>
+            <w:tcW w:type="dxa" w:w="1134"/>
+          </w:tcPr>
+          <w:p>
+            <w:pPr>
+              <w:spacing w:line="240" w:lineRule="auto" w:after="40" w:before="40"/>
+              <w:jc w:val="left"/>
+            </w:pPr>
+            <w:r>
+              <w:rPr>
+                <w:b w:val="0"/>
+                <w:i w:val="0"/>
+                <w:sz w:val="18"/>
+              </w:rPr>
+              <w:t>Scenario B</w:t>
+            </w:r>
+          </w:p>
+        </w:tc>
+        <w:tc>
+          <w:tcPr>
+            <w:tcW w:type="dxa" w:w="2608"/>
+          </w:tcPr>
+          <w:p>
+            <w:pPr>
+              <w:spacing w:line="240" w:lineRule="auto" w:after="40" w:before="40"/>
+              <w:jc w:val="left"/>
+            </w:pPr>
+            <w:r>
+              <w:rPr>
+                <w:b w:val="0"/>
+                <w:i w:val="0"/>
+                <w:sz w:val="18"/>
+              </w:rPr>
+              <w:t>Saturated fat (% of energy)</w:t>
+            </w:r>
+          </w:p>
+        </w:tc>
+        <w:tc>
+          <w:tcPr>
+            <w:tcW w:type="dxa" w:w="907"/>
+          </w:tcPr>
+          <w:p>
+            <w:pPr>
+              <w:spacing w:line="240" w:lineRule="auto" w:after="40" w:before="40"/>
+              <w:jc w:val="right"/>
+            </w:pPr>
+            <w:r>
+              <w:rPr>
+                <w:b w:val="0"/>
+                <w:i w:val="0"/>
+                <w:sz w:val="18"/>
+              </w:rPr>
+              <w:t>11.7</w:t>
+            </w:r>
+          </w:p>
+        </w:tc>
+        <w:tc>
+          <w:tcPr>
+            <w:tcW w:type="dxa" w:w="1020"/>
+          </w:tcPr>
+          <w:p>
+            <w:pPr>
+              <w:spacing w:line="240" w:lineRule="auto" w:after="40" w:before="40"/>
+              <w:jc w:val="right"/>
+            </w:pPr>
+            <w:r>
+              <w:rPr>
+                <w:b w:val="0"/>
+                <w:i w:val="0"/>
+                <w:sz w:val="18"/>
+              </w:rPr>
+              <w:t>4.9</w:t>
+            </w:r>
+          </w:p>
+        </w:tc>
+        <w:tc>
+          <w:tcPr>
+            <w:tcW w:type="dxa" w:w="1701"/>
+          </w:tcPr>
+          <w:p>
+            <w:pPr>
+              <w:spacing w:line="240" w:lineRule="auto" w:after="40" w:before="40"/>
+              <w:jc w:val="left"/>
+            </w:pPr>
+            <w:r>
+              <w:rPr>
+                <w:b w:val="0"/>
+                <w:i w:val="0"/>
+                <w:sz w:val="18"/>
+              </w:rPr>
+              <w:t>improves</w:t>
+            </w:r>
+          </w:p>
+        </w:tc>
+        <w:tc>
+          <w:tcPr>
+            <w:tcW w:type="dxa" w:w="1701"/>
+          </w:tcPr>
+          <w:p>
+            <w:pPr>
+              <w:spacing w:line="240" w:lineRule="auto" w:after="40" w:before="40"/>
+              <w:jc w:val="left"/>
+            </w:pPr>
+            <w:r>
+              <w:rPr>
+                <w:b w:val="0"/>
+                <w:i w:val="0"/>
+                <w:sz w:val="18"/>
+              </w:rPr>
+              <w:t>MODERATE</w:t>
+            </w:r>
+          </w:p>
+        </w:tc>
+      </w:tr>
+      <w:tr>
+        <w:trPr>
+          <w:cantSplit/>
+        </w:trPr>
+        <w:tc>
+          <w:tcPr>
+            <w:tcW w:type="dxa" w:w="1134"/>
+          </w:tcPr>
+          <w:p>
+            <w:pPr>
+              <w:spacing w:line="240" w:lineRule="auto" w:after="40" w:before="40"/>
+              <w:jc w:val="left"/>
+            </w:pPr>
+            <w:r>
+              <w:rPr>
+                <w:b w:val="0"/>
+                <w:i w:val="0"/>
+                <w:sz w:val="18"/>
+              </w:rPr>
+              <w:t>Scenario B</w:t>
+            </w:r>
+          </w:p>
+        </w:tc>
+        <w:tc>
+          <w:tcPr>
+            <w:tcW w:type="dxa" w:w="2608"/>
+          </w:tcPr>
+          <w:p>
+            <w:pPr>
+              <w:spacing w:line="240" w:lineRule="auto" w:after="40" w:before="40"/>
+              <w:jc w:val="left"/>
+            </w:pPr>
+            <w:r>
+              <w:rPr>
+                <w:b w:val="0"/>
+                <w:i w:val="0"/>
+                <w:sz w:val="18"/>
+              </w:rPr>
+              <w:t>Total sugars (% of energy)</w:t>
+            </w:r>
+          </w:p>
+        </w:tc>
+        <w:tc>
+          <w:tcPr>
+            <w:tcW w:type="dxa" w:w="907"/>
+          </w:tcPr>
+          <w:p>
+            <w:pPr>
+              <w:spacing w:line="240" w:lineRule="auto" w:after="40" w:before="40"/>
+              <w:jc w:val="right"/>
+            </w:pPr>
+            <w:r>
+              <w:rPr>
+                <w:b w:val="0"/>
+                <w:i w:val="0"/>
+                <w:sz w:val="18"/>
+              </w:rPr>
+              <w:t>20.8</w:t>
+            </w:r>
+          </w:p>
+        </w:tc>
+        <w:tc>
+          <w:tcPr>
+            <w:tcW w:type="dxa" w:w="1020"/>
+          </w:tcPr>
+          <w:p>
+            <w:pPr>
+              <w:spacing w:line="240" w:lineRule="auto" w:after="40" w:before="40"/>
+              <w:jc w:val="right"/>
+            </w:pPr>
+            <w:r>
+              <w:rPr>
+                <w:b w:val="0"/>
+                <w:i w:val="0"/>
+                <w:sz w:val="18"/>
+              </w:rPr>
+              <w:t>6.5</w:t>
+            </w:r>
+          </w:p>
+        </w:tc>
+        <w:tc>
+          <w:tcPr>
+            <w:tcW w:type="dxa" w:w="1701"/>
+          </w:tcPr>
+          <w:p>
+            <w:pPr>
+              <w:spacing w:line="240" w:lineRule="auto" w:after="40" w:before="40"/>
+              <w:jc w:val="left"/>
+            </w:pPr>
+            <w:r>
+              <w:rPr>
+                <w:b w:val="0"/>
+                <w:i w:val="0"/>
+                <w:sz w:val="18"/>
+              </w:rPr>
+              <w:t>improves</w:t>
+            </w:r>
+          </w:p>
+        </w:tc>
+        <w:tc>
+          <w:tcPr>
+            <w:tcW w:type="dxa" w:w="1701"/>
+          </w:tcPr>
+          <w:p>
+            <w:pPr>
+              <w:spacing w:line="240" w:lineRule="auto" w:after="40" w:before="40"/>
+              <w:jc w:val="left"/>
+            </w:pPr>
+            <w:r>
+              <w:rPr>
+                <w:b w:val="0"/>
+                <w:i w:val="0"/>
+                <w:sz w:val="18"/>
+              </w:rPr>
+              <w:t>MODERATE</w:t>
+            </w:r>
+          </w:p>
+        </w:tc>
+      </w:tr>
+    </w:tbl>
+    <w:p>
+      <w:pPr>
+        <w:spacing w:after="200" w:line="240" w:lineRule="auto" w:before="80"/>
+        <w:jc w:val="left"/>
+      </w:pPr>
+      <w:r>
+        <w:rPr>
+          <w:b w:val="0"/>
+          <w:i/>
+          <w:sz w:val="18"/>
+        </w:rPr>
+        <w:t>Scenario A (Broccoli and Garlic Pasta; 5 Ingredient Soup; Southern Lima Butter Beans With Ham Bits): improvement, MODERATE. Scenario B (Mediterranean Quinoa Salad; Pasta Puttanesca; Skillet Penne and Sausage Supper): improvement, MODERATE.</w:t>
+      </w:r>
+    </w:p>
+    <w:p>
+      <w:pPr>
         <w:pStyle w:val="Heading2"/>
       </w:pPr>
       <w:r>
-        <w:t>B.7 Limitations</w:t>
+        <w:t>B.9 Limitations</w:t>
       </w:r>
     </w:p>
     <w:p>
@@ -5460,7 +9135,7 @@
           <w:b w:val="0"/>
           <w:i w:val="0"/>
         </w:rPr>
-        <w:t>• Criterion scores reach their ceiling once a recipe meets the reference, so the engine does not distinguish between compliant recipes on health grounds; cuisine and feasibility order them.</w:t>
+        <w:t>• Most participants with priorities receive all four; personalisation comes from the recall-adjusted priority levels, the margin inside the health gate and the patient’s preferences.</w:t>
       </w:r>
     </w:p>
     <w:p>
@@ -5472,7 +9147,7 @@
           <w:b w:val="0"/>
           <w:i w:val="0"/>
         </w:rPr>
-        <w:t>• Most participants with priorities receive all four, so personalisation comes mainly from which priorities apply (for example, no weight-management criterion for lean participants) and from the patient’s preferences, rather than from the priority levels.</w:t>
+        <w:t>• A single 24-hour recall is a noisy measure of usual intake, which is why it moves a priority by one level at most.</w:t>
       </w:r>
     </w:p>
     <w:p>
@@ -5484,7 +9159,7 @@
           <w:b w:val="0"/>
           <w:i w:val="0"/>
         </w:rPr>
-        <w:t>• Cuisine preferences were simulated, and 73% of RecipeDB recipes have the cuisine label “Other”, which limits cuisine matching. Cuisine compatibility uses exact label matches rather than the ingredient co-occurrence measure described in the proposal.</w:t>
+        <w:t>• Cuisine preferences were simulated, and 73% of RecipeDB recipes have the cuisine label “Other”, which limits cuisine matching. Cuisine compatibility uses exact and configured related matches rather than the ingredient co-occurrence measure described in the proposal.</w:t>
       </w:r>
     </w:p>
     <w:p>
@@ -5496,7 +9171,19 @@
           <w:b w:val="0"/>
           <w:i w:val="0"/>
         </w:rPr>
-        <w:t>• RecipeDB nutrition is per serving as reported by recipe authors; implausible values are screened out but plausible errors remain. Total sugars stand in for added sugars.</w:t>
+        <w:t>• RecipeDB nutrition is per serving as reported by recipe authors; implausible values are screened out but plausible errors remain. Total sugars stand in for added sugars in recipes.</w:t>
+      </w:r>
+    </w:p>
+    <w:p>
+      <w:pPr>
+        <w:ind w:left="510" w:hanging="283"/>
+      </w:pPr>
+      <w:r>
+        <w:rPr>
+          <w:b w:val="0"/>
+          <w:i w:val="0"/>
+        </w:rPr>
+        <w:t>• The evaluation covers held-out participants aged 12 to 59, the Layer 2 model’s scope.</w:t>
       </w:r>
     </w:p>
     <w:p>
